--- a/Documentation/Weekly Report/week10/CMSC-4920-Week10Report-Group2.docx
+++ b/Documentation/Weekly Report/week10/CMSC-4920-Week10Report-Group2.docx
@@ -687,7 +687,7 @@
         <w:rPr>
           <w:rFonts w:ascii="Times New Roman" w:hAnsi="Times New Roman" w:cs="Times New Roman"/>
         </w:rPr>
-        <w:t>9</w:t>
+        <w:t>10</w:t>
       </w:r>
     </w:p>
     <w:p>
@@ -1597,7 +1597,7 @@
         <w:rPr>
           <w:rFonts w:ascii="Times New Roman" w:hAnsi="Times New Roman" w:cs="Times New Roman"/>
         </w:rPr>
-        <w:t>4</w:t>
+        <w:t>3</w:t>
       </w:r>
       <w:r>
         <w:rPr>
@@ -1609,21 +1609,7 @@
         <w:rPr>
           <w:rFonts w:ascii="Times New Roman" w:hAnsi="Times New Roman" w:cs="Times New Roman"/>
         </w:rPr>
-        <w:t xml:space="preserve">which was to focus on developing the </w:t>
-      </w:r>
-      <w:proofErr w:type="gramStart"/>
-      <w:r>
-        <w:rPr>
-          <w:rFonts w:ascii="Times New Roman" w:hAnsi="Times New Roman" w:cs="Times New Roman"/>
-        </w:rPr>
-        <w:t>teams</w:t>
-      </w:r>
-      <w:proofErr w:type="gramEnd"/>
-      <w:r>
-        <w:rPr>
-          <w:rFonts w:ascii="Times New Roman" w:hAnsi="Times New Roman" w:cs="Times New Roman"/>
-        </w:rPr>
-        <w:t xml:space="preserve"> page further, </w:t>
+        <w:t xml:space="preserve">which was to focus on developing the teams page further, </w:t>
       </w:r>
       <w:r>
         <w:rPr>
@@ -1659,21 +1645,7 @@
         <w:rPr>
           <w:rFonts w:ascii="Times New Roman" w:hAnsi="Times New Roman" w:cs="Times New Roman"/>
         </w:rPr>
-        <w:t xml:space="preserve">progressing the </w:t>
-      </w:r>
-      <w:proofErr w:type="gramStart"/>
-      <w:r>
-        <w:rPr>
-          <w:rFonts w:ascii="Times New Roman" w:hAnsi="Times New Roman" w:cs="Times New Roman"/>
-        </w:rPr>
-        <w:t>teams</w:t>
-      </w:r>
-      <w:proofErr w:type="gramEnd"/>
-      <w:r>
-        <w:rPr>
-          <w:rFonts w:ascii="Times New Roman" w:hAnsi="Times New Roman" w:cs="Times New Roman"/>
-        </w:rPr>
-        <w:t xml:space="preserve"> page was an important goal, as progress on it has stalled in recent weeks</w:t>
+        <w:t>progressing the teams page was an important goal, as progress on it has stalled in recent weeks</w:t>
       </w:r>
       <w:r>
         <w:rPr>
@@ -1750,35 +1722,7 @@
         <w:rPr>
           <w:rFonts w:ascii="Times New Roman" w:hAnsi="Times New Roman" w:cs="Times New Roman"/>
         </w:rPr>
-        <w:t xml:space="preserve">continued development of the </w:t>
-      </w:r>
-      <w:proofErr w:type="gramStart"/>
-      <w:r>
-        <w:rPr>
-          <w:rFonts w:ascii="Times New Roman" w:hAnsi="Times New Roman" w:cs="Times New Roman"/>
-        </w:rPr>
-        <w:t>teams</w:t>
-      </w:r>
-      <w:proofErr w:type="gramEnd"/>
-      <w:r>
-        <w:rPr>
-          <w:rFonts w:ascii="Times New Roman" w:hAnsi="Times New Roman" w:cs="Times New Roman"/>
-        </w:rPr>
-        <w:t xml:space="preserve"> page. There were some hurdles on the way, but progress was </w:t>
-      </w:r>
-      <w:proofErr w:type="gramStart"/>
-      <w:r>
-        <w:rPr>
-          <w:rFonts w:ascii="Times New Roman" w:hAnsi="Times New Roman" w:cs="Times New Roman"/>
-        </w:rPr>
-        <w:t>made</w:t>
-      </w:r>
-      <w:proofErr w:type="gramEnd"/>
-      <w:r>
-        <w:rPr>
-          <w:rFonts w:ascii="Times New Roman" w:hAnsi="Times New Roman" w:cs="Times New Roman"/>
-        </w:rPr>
-        <w:t xml:space="preserve"> nonetheless. </w:t>
+        <w:t xml:space="preserve">continued development of the teams page. There were some hurdles on the way, but progress was made nonetheless. </w:t>
       </w:r>
       <w:r>
         <w:rPr>
@@ -1860,6 +1804,79 @@
           <w:rFonts w:ascii="Times New Roman" w:hAnsi="Times New Roman" w:cs="Times New Roman"/>
         </w:rPr>
         <w:t>We also added a quick stats section for quick glance. The formatting of the site can use some work, but it is an improvement from the only things on the page being change username and delete account</w:t>
+      </w:r>
+    </w:p>
+    <w:p>
+      <w:pPr>
+        <w:spacing w:line="480" w:lineRule="auto"/>
+        <w:ind w:firstLine="720"/>
+        <w:rPr>
+          <w:rFonts w:ascii="Times New Roman" w:hAnsi="Times New Roman" w:cs="Times New Roman"/>
+        </w:rPr>
+      </w:pPr>
+      <w:r>
+        <w:rPr>
+          <w:rFonts w:ascii="Times New Roman" w:hAnsi="Times New Roman" w:cs="Times New Roman"/>
+        </w:rPr>
+        <w:t xml:space="preserve">The third goal accomplished this week was the addition of a frontend search bar to the training page. This feature allows users to be able to quickly find activities by name. Although simple the search bar </w:t>
+      </w:r>
+      <w:r>
+        <w:rPr>
+          <w:rFonts w:ascii="Times New Roman" w:hAnsi="Times New Roman" w:cs="Times New Roman"/>
+        </w:rPr>
+        <w:t>enhances usability by making it easier for users to find certain activities.</w:t>
+      </w:r>
+    </w:p>
+    <w:p>
+      <w:pPr>
+        <w:spacing w:line="480" w:lineRule="auto"/>
+        <w:ind w:firstLine="720"/>
+        <w:rPr>
+          <w:rFonts w:ascii="Times New Roman" w:hAnsi="Times New Roman" w:cs="Times New Roman"/>
+        </w:rPr>
+      </w:pPr>
+    </w:p>
+    <w:p>
+      <w:pPr>
+        <w:spacing w:line="480" w:lineRule="auto"/>
+        <w:ind w:firstLine="720"/>
+        <w:rPr>
+          <w:rFonts w:ascii="Times New Roman" w:hAnsi="Times New Roman" w:cs="Times New Roman"/>
+        </w:rPr>
+      </w:pPr>
+      <w:r>
+        <w:rPr>
+          <w:rFonts w:ascii="Times New Roman" w:hAnsi="Times New Roman" w:cs="Times New Roman"/>
+        </w:rPr>
+        <w:lastRenderedPageBreak/>
+        <w:t>The fourth goal accomplished this week was frontend changes onto the leaderboard page. The changes helped improve the overall layout of the leaderboard page making it easier for user to filter the leaderboard for specific sports and metrics. These change while completely cosmetic are very important progress towards a polished user friendly experience with the activity tracker.</w:t>
+      </w:r>
+    </w:p>
+    <w:p>
+      <w:pPr>
+        <w:spacing w:line="480" w:lineRule="auto"/>
+        <w:ind w:firstLine="720"/>
+        <w:rPr>
+          <w:rFonts w:ascii="Times New Roman" w:hAnsi="Times New Roman" w:cs="Times New Roman"/>
+        </w:rPr>
+      </w:pPr>
+      <w:r>
+        <w:rPr>
+          <w:rFonts w:ascii="Times New Roman" w:hAnsi="Times New Roman" w:cs="Times New Roman"/>
+        </w:rPr>
+        <w:t>The Fifth and most notable accomplishment this week was our update to our servers architecture by moving from Flasks development server to Gunicorn. This change is a very import</w:t>
+      </w:r>
+      <w:r>
+        <w:rPr>
+          <w:rFonts w:ascii="Times New Roman" w:hAnsi="Times New Roman" w:cs="Times New Roman"/>
+        </w:rPr>
+        <w:t>ant step of turning our developmental server into a launch ready website. Gunicorn provides a more stable environment for our application to run, as a result our platform is now much closer to deployment.</w:t>
+      </w:r>
+      <w:r>
+        <w:rPr>
+          <w:rFonts w:ascii="Times New Roman" w:hAnsi="Times New Roman" w:cs="Times New Roman"/>
+        </w:rPr>
+        <w:t xml:space="preserve"> </w:t>
       </w:r>
     </w:p>
     <w:p>
@@ -1943,21 +1960,7 @@
         <w:rPr>
           <w:rFonts w:ascii="Times New Roman" w:hAnsi="Times New Roman" w:cs="Times New Roman"/>
         </w:rPr>
-        <w:t xml:space="preserve">Teams Page Development – we struggled to implement the verification of whether the current user was a coach or team member of the team. This was not allowing us to get </w:t>
-      </w:r>
-      <w:proofErr w:type="gramStart"/>
-      <w:r>
-        <w:rPr>
-          <w:rFonts w:ascii="Times New Roman" w:hAnsi="Times New Roman" w:cs="Times New Roman"/>
-        </w:rPr>
-        <w:t>into</w:t>
-      </w:r>
-      <w:proofErr w:type="gramEnd"/>
-      <w:r>
-        <w:rPr>
-          <w:rFonts w:ascii="Times New Roman" w:hAnsi="Times New Roman" w:cs="Times New Roman"/>
-        </w:rPr>
-        <w:t xml:space="preserve"> the page to </w:t>
+        <w:t xml:space="preserve">Teams Page Development – we struggled to implement the verification of whether the current user was a coach or team member of the team. This was not allowing us to get into the page to </w:t>
       </w:r>
       <w:r>
         <w:rPr>
@@ -1969,34 +1972,13 @@
         <w:rPr>
           <w:rFonts w:ascii="Times New Roman" w:hAnsi="Times New Roman" w:cs="Times New Roman"/>
         </w:rPr>
-        <w:t xml:space="preserve"> how it looked or how anything could possibly be connected to the </w:t>
-      </w:r>
-      <w:r>
-        <w:rPr>
-          <w:rFonts w:ascii="Times New Roman" w:hAnsi="Times New Roman" w:cs="Times New Roman"/>
-        </w:rPr>
-        <w:lastRenderedPageBreak/>
-        <w:t>backend. This was causing frustration as this page was the least developed going into the week.</w:t>
-      </w:r>
-      <w:r>
-        <w:rPr>
-          <w:rFonts w:ascii="Times New Roman" w:hAnsi="Times New Roman" w:cs="Times New Roman"/>
-        </w:rPr>
-        <w:t xml:space="preserve"> We also struggled to get the page working for every team, as our database currently contains empty tables for the teams and team members, so nothing can </w:t>
-      </w:r>
-      <w:proofErr w:type="gramStart"/>
-      <w:r>
-        <w:rPr>
-          <w:rFonts w:ascii="Times New Roman" w:hAnsi="Times New Roman" w:cs="Times New Roman"/>
-        </w:rPr>
-        <w:t>retrieved</w:t>
-      </w:r>
-      <w:proofErr w:type="gramEnd"/>
-      <w:r>
-        <w:rPr>
-          <w:rFonts w:ascii="Times New Roman" w:hAnsi="Times New Roman" w:cs="Times New Roman"/>
-        </w:rPr>
-        <w:t xml:space="preserve"> from the backend since there is nothing to retrieve.</w:t>
+        <w:t xml:space="preserve"> how it looked or how anything could possibly be connected to the backend. This was causing frustration as this page was the least developed going into the week.</w:t>
+      </w:r>
+      <w:r>
+        <w:rPr>
+          <w:rFonts w:ascii="Times New Roman" w:hAnsi="Times New Roman" w:cs="Times New Roman"/>
+        </w:rPr>
+        <w:t xml:space="preserve"> We also struggled to get the page working for every team, as our database currently contains empty tables for the teams and team members, so nothing can retrieved from the backend since there is nothing to retrieve.</w:t>
       </w:r>
     </w:p>
     <w:p>
@@ -2051,11 +2033,16 @@
     <w:p>
       <w:pPr>
         <w:pStyle w:val="ListParagraph"/>
-        <w:numPr>
-          <w:ilvl w:val="0"/>
-          <w:numId w:val="10"/>
-        </w:numPr>
         <w:spacing w:line="480" w:lineRule="auto"/>
+        <w:rPr>
+          <w:rFonts w:ascii="Times New Roman" w:hAnsi="Times New Roman" w:cs="Times New Roman"/>
+        </w:rPr>
+      </w:pPr>
+    </w:p>
+    <w:p>
+      <w:pPr>
+        <w:spacing w:line="480" w:lineRule="auto"/>
+        <w:ind w:left="360"/>
         <w:rPr>
           <w:rFonts w:ascii="Times New Roman" w:hAnsi="Times New Roman" w:cs="Times New Roman"/>
         </w:rPr>
@@ -2066,6 +2053,7 @@
           <w:b/>
           <w:bCs/>
         </w:rPr>
+        <w:lastRenderedPageBreak/>
         <w:t>Solutions:</w:t>
       </w:r>
     </w:p>
@@ -2141,35 +2129,7 @@
         <w:rPr>
           <w:rFonts w:ascii="Times New Roman" w:hAnsi="Times New Roman" w:cs="Times New Roman"/>
         </w:rPr>
-        <w:t xml:space="preserve">is gave us exactly what we needed to complete the next steps for the </w:t>
-      </w:r>
-      <w:proofErr w:type="gramStart"/>
-      <w:r>
-        <w:rPr>
-          <w:rFonts w:ascii="Times New Roman" w:hAnsi="Times New Roman" w:cs="Times New Roman"/>
-        </w:rPr>
-        <w:t>teams</w:t>
-      </w:r>
-      <w:proofErr w:type="gramEnd"/>
-      <w:r>
-        <w:rPr>
-          <w:rFonts w:ascii="Times New Roman" w:hAnsi="Times New Roman" w:cs="Times New Roman"/>
-        </w:rPr>
-        <w:t xml:space="preserve"> page development. We can now populate our tables with actual team </w:t>
-      </w:r>
-      <w:proofErr w:type="gramStart"/>
-      <w:r>
-        <w:rPr>
-          <w:rFonts w:ascii="Times New Roman" w:hAnsi="Times New Roman" w:cs="Times New Roman"/>
-        </w:rPr>
-        <w:t>data, and</w:t>
-      </w:r>
-      <w:proofErr w:type="gramEnd"/>
-      <w:r>
-        <w:rPr>
-          <w:rFonts w:ascii="Times New Roman" w:hAnsi="Times New Roman" w:cs="Times New Roman"/>
-        </w:rPr>
-        <w:t xml:space="preserve"> </w:t>
+        <w:t xml:space="preserve">is gave us exactly what we needed to complete the next steps for the teams page development. We can now populate our tables with actual team data, and </w:t>
       </w:r>
       <w:r>
         <w:rPr>
@@ -2181,21 +2141,7 @@
         <w:rPr>
           <w:rFonts w:ascii="Times New Roman" w:hAnsi="Times New Roman" w:cs="Times New Roman"/>
         </w:rPr>
-        <w:t xml:space="preserve">enter the </w:t>
-      </w:r>
-      <w:proofErr w:type="gramStart"/>
-      <w:r>
-        <w:rPr>
-          <w:rFonts w:ascii="Times New Roman" w:hAnsi="Times New Roman" w:cs="Times New Roman"/>
-        </w:rPr>
-        <w:t>teams</w:t>
-      </w:r>
-      <w:proofErr w:type="gramEnd"/>
-      <w:r>
-        <w:rPr>
-          <w:rFonts w:ascii="Times New Roman" w:hAnsi="Times New Roman" w:cs="Times New Roman"/>
-        </w:rPr>
-        <w:t xml:space="preserve"> page unless they are a member or a coach of that team.</w:t>
+        <w:t>enter the teams page unless they are a member or a coach of that team.</w:t>
       </w:r>
     </w:p>
     <w:p>
@@ -2301,21 +2247,7 @@
         <w:rPr>
           <w:rFonts w:ascii="Times New Roman" w:hAnsi="Times New Roman" w:cs="Times New Roman"/>
         </w:rPr>
-        <w:t xml:space="preserve"> </w:t>
-      </w:r>
-      <w:proofErr w:type="gramStart"/>
-      <w:r>
-        <w:rPr>
-          <w:rFonts w:ascii="Times New Roman" w:hAnsi="Times New Roman" w:cs="Times New Roman"/>
-        </w:rPr>
-        <w:t>to</w:t>
-      </w:r>
-      <w:proofErr w:type="gramEnd"/>
-      <w:r>
-        <w:rPr>
-          <w:rFonts w:ascii="Times New Roman" w:hAnsi="Times New Roman" w:cs="Times New Roman"/>
-        </w:rPr>
-        <w:t xml:space="preserve"> the Vulcan Activity Tracker. </w:t>
+        <w:t xml:space="preserve"> to the Vulcan Activity Tracker. </w:t>
       </w:r>
       <w:r>
         <w:rPr>
@@ -2333,21 +2265,7 @@
         <w:rPr>
           <w:rFonts w:ascii="Times New Roman" w:hAnsi="Times New Roman" w:cs="Times New Roman"/>
         </w:rPr>
-        <w:t xml:space="preserve">keep working on the </w:t>
-      </w:r>
-      <w:proofErr w:type="gramStart"/>
-      <w:r>
-        <w:rPr>
-          <w:rFonts w:ascii="Times New Roman" w:hAnsi="Times New Roman" w:cs="Times New Roman"/>
-        </w:rPr>
-        <w:t>teams</w:t>
-      </w:r>
-      <w:proofErr w:type="gramEnd"/>
-      <w:r>
-        <w:rPr>
-          <w:rFonts w:ascii="Times New Roman" w:hAnsi="Times New Roman" w:cs="Times New Roman"/>
-        </w:rPr>
-        <w:t xml:space="preserve"> page</w:t>
+        <w:t>keep working on the teams page</w:t>
       </w:r>
       <w:r>
         <w:rPr>
@@ -2404,23 +2322,11 @@
     </w:p>
     <w:p>
       <w:r>
-        <w:rPr>
-          <w:rFonts w:ascii="Times New Roman" w:hAnsi="Times New Roman" w:cs="Times New Roman"/>
-          <w:b/>
-          <w:bCs/>
-          <w:noProof/>
-        </w:rPr>
         <w:drawing>
-          <wp:inline distT="0" distB="0" distL="0" distR="0" wp14:anchorId="6C14FB28" wp14:editId="5430F4D9">
-            <wp:extent cx="5943600" cy="2940685"/>
-            <wp:effectExtent l="19050" t="19050" r="19050" b="12065"/>
-            <wp:docPr id="5" name="Picture 4">
-              <a:extLst xmlns:a="http://schemas.openxmlformats.org/drawingml/2006/main">
-                <a:ext uri="{FF2B5EF4-FFF2-40B4-BE49-F238E27FC236}">
-                  <a16:creationId xmlns:a16="http://schemas.microsoft.com/office/drawing/2014/main" id="{30D9BB01-16EE-371C-49E8-833A93D92451}"/>
-                </a:ext>
-              </a:extLst>
-            </wp:docPr>
+          <wp:inline distT="0" distB="0" distL="0" distR="0" wp14:anchorId="53F51533" wp14:editId="6F2F13CA">
+            <wp:extent cx="5943600" cy="3091180"/>
+            <wp:effectExtent l="19050" t="19050" r="19050" b="13970"/>
+            <wp:docPr id="703845971" name="Picture 1"/>
             <wp:cNvGraphicFramePr>
               <a:graphicFrameLocks xmlns:a="http://schemas.openxmlformats.org/drawingml/2006/main" noChangeAspect="1"/>
             </wp:cNvGraphicFramePr>
@@ -2428,20 +2334,11 @@
               <a:graphicData uri="http://schemas.openxmlformats.org/drawingml/2006/picture">
                 <pic:pic xmlns:pic="http://schemas.openxmlformats.org/drawingml/2006/picture">
                   <pic:nvPicPr>
-                    <pic:cNvPr id="5" name="Picture 4">
-                      <a:extLst>
-                        <a:ext uri="{FF2B5EF4-FFF2-40B4-BE49-F238E27FC236}">
-                          <a16:creationId xmlns:a16="http://schemas.microsoft.com/office/drawing/2014/main" id="{30D9BB01-16EE-371C-49E8-833A93D92451}"/>
-                        </a:ext>
-                      </a:extLst>
-                    </pic:cNvPr>
-                    <pic:cNvPicPr>
-                      <a:picLocks noChangeAspect="1"/>
-                    </pic:cNvPicPr>
+                    <pic:cNvPr id="703845971" name=""/>
+                    <pic:cNvPicPr/>
                   </pic:nvPicPr>
                   <pic:blipFill>
                     <a:blip r:embed="rId11"/>
-                    <a:srcRect r="3514"/>
                     <a:stretch>
                       <a:fillRect/>
                     </a:stretch>
@@ -2449,14 +2346,14 @@
                   <pic:spPr>
                     <a:xfrm>
                       <a:off x="0" y="0"/>
-                      <a:ext cx="5943600" cy="2940685"/>
+                      <a:ext cx="5943600" cy="3091180"/>
                     </a:xfrm>
                     <a:prstGeom prst="rect">
                       <a:avLst/>
                     </a:prstGeom>
-                    <a:ln w="12700">
+                    <a:ln>
                       <a:solidFill>
-                        <a:schemeClr val="tx1"/>
+                        <a:schemeClr val="accent1"/>
                       </a:solidFill>
                     </a:ln>
                   </pic:spPr>
@@ -2480,7 +2377,10 @@
         </w:rPr>
       </w:pPr>
       <w:bookmarkStart w:id="5" w:name="_Toc224502748"/>
-      <w:r>
+    </w:p>
+    <w:p>
+      <w:pPr>
+        <w:pStyle w:val="Heading1"/>
         <w:rPr>
           <w:rFonts w:ascii="Times New Roman" w:hAnsi="Times New Roman" w:cs="Times New Roman"/>
           <w:b/>
@@ -2489,8 +2389,7 @@
           <w:sz w:val="24"/>
           <w:szCs w:val="24"/>
         </w:rPr>
-        <w:t xml:space="preserve">Week </w:t>
-      </w:r>
+      </w:pPr>
       <w:r>
         <w:rPr>
           <w:rFonts w:ascii="Times New Roman" w:hAnsi="Times New Roman" w:cs="Times New Roman"/>
@@ -2500,7 +2399,7 @@
           <w:sz w:val="24"/>
           <w:szCs w:val="24"/>
         </w:rPr>
-        <w:t>10</w:t>
+        <w:t xml:space="preserve">Week </w:t>
       </w:r>
       <w:r>
         <w:rPr>
@@ -2511,7 +2410,7 @@
           <w:sz w:val="24"/>
           <w:szCs w:val="24"/>
         </w:rPr>
-        <w:t xml:space="preserve"> </w:t>
+        <w:t>1</w:t>
       </w:r>
       <w:r>
         <w:rPr>
@@ -2522,6 +2421,28 @@
           <w:sz w:val="24"/>
           <w:szCs w:val="24"/>
         </w:rPr>
+        <w:t>1</w:t>
+      </w:r>
+      <w:r>
+        <w:rPr>
+          <w:rFonts w:ascii="Times New Roman" w:hAnsi="Times New Roman" w:cs="Times New Roman"/>
+          <w:b/>
+          <w:bCs/>
+          <w:color w:val="auto"/>
+          <w:sz w:val="24"/>
+          <w:szCs w:val="24"/>
+        </w:rPr>
+        <w:t xml:space="preserve"> </w:t>
+      </w:r>
+      <w:r>
+        <w:rPr>
+          <w:rFonts w:ascii="Times New Roman" w:hAnsi="Times New Roman" w:cs="Times New Roman"/>
+          <w:b/>
+          <w:bCs/>
+          <w:color w:val="auto"/>
+          <w:sz w:val="24"/>
+          <w:szCs w:val="24"/>
+        </w:rPr>
         <w:t>Plan:</w:t>
       </w:r>
       <w:bookmarkEnd w:id="5"/>
@@ -2564,21 +2485,7 @@
         <w:rPr>
           <w:rFonts w:ascii="Times New Roman" w:hAnsi="Times New Roman" w:cs="Times New Roman"/>
         </w:rPr>
-        <w:t xml:space="preserve">further development of the </w:t>
-      </w:r>
-      <w:proofErr w:type="gramStart"/>
-      <w:r>
-        <w:rPr>
-          <w:rFonts w:ascii="Times New Roman" w:hAnsi="Times New Roman" w:cs="Times New Roman"/>
-        </w:rPr>
-        <w:t>teams</w:t>
-      </w:r>
-      <w:proofErr w:type="gramEnd"/>
-      <w:r>
-        <w:rPr>
-          <w:rFonts w:ascii="Times New Roman" w:hAnsi="Times New Roman" w:cs="Times New Roman"/>
-        </w:rPr>
-        <w:t xml:space="preserve"> page</w:t>
+        <w:t>further development of the teams page</w:t>
       </w:r>
       <w:r>
         <w:rPr>
@@ -2640,7 +2547,6 @@
         </w:rPr>
         <w:t xml:space="preserve">Continuous checks </w:t>
       </w:r>
-      <w:proofErr w:type="gramStart"/>
       <w:r>
         <w:rPr>
           <w:rFonts w:ascii="Times New Roman" w:hAnsi="Times New Roman" w:cs="Times New Roman"/>
@@ -2657,14 +2563,7 @@
         <w:rPr>
           <w:rFonts w:ascii="Times New Roman" w:hAnsi="Times New Roman" w:cs="Times New Roman"/>
         </w:rPr>
-        <w:t>will</w:t>
-      </w:r>
-      <w:proofErr w:type="gramEnd"/>
-      <w:r>
-        <w:rPr>
-          <w:rFonts w:ascii="Times New Roman" w:hAnsi="Times New Roman" w:cs="Times New Roman"/>
-        </w:rPr>
-        <w:t xml:space="preserve"> be performed to ensure that our project is properly </w:t>
+        <w:t xml:space="preserve">will be performed to ensure that our project is properly </w:t>
       </w:r>
       <w:r>
         <w:rPr>
@@ -2682,7 +2581,19 @@
         <w:rPr>
           <w:rFonts w:ascii="Times New Roman" w:hAnsi="Times New Roman" w:cs="Times New Roman"/>
         </w:rPr>
-        <w:t xml:space="preserve">last semester’s documentation. With less than 6 weeks left of </w:t>
+        <w:t xml:space="preserve">last semester’s documentation. With less than </w:t>
+      </w:r>
+      <w:r>
+        <w:rPr>
+          <w:rFonts w:ascii="Times New Roman" w:hAnsi="Times New Roman" w:cs="Times New Roman"/>
+        </w:rPr>
+        <w:t>5</w:t>
+      </w:r>
+      <w:r>
+        <w:rPr>
+          <w:rFonts w:ascii="Times New Roman" w:hAnsi="Times New Roman" w:cs="Times New Roman"/>
+        </w:rPr>
+        <w:t xml:space="preserve"> weeks left of </w:t>
       </w:r>
       <w:r>
         <w:rPr>

--- a/Documentation/Weekly Report/week10/CMSC-4920-Week10Report-Group2.docx
+++ b/Documentation/Weekly Report/week10/CMSC-4920-Week10Report-Group2.docx
@@ -1444,64 +1444,6 @@
               <w:noProof/>
             </w:rPr>
           </w:pPr>
-          <w:hyperlink w:anchor="_Toc224502750" w:history="1">
-            <w:r>
-              <w:rPr>
-                <w:rStyle w:val="Hyperlink"/>
-                <w:rFonts w:ascii="Times New Roman" w:hAnsi="Times New Roman" w:cs="Times New Roman"/>
-                <w:noProof/>
-              </w:rPr>
-              <w:t>References</w:t>
-            </w:r>
-            <w:r>
-              <w:rPr>
-                <w:noProof/>
-                <w:webHidden/>
-              </w:rPr>
-              <w:tab/>
-            </w:r>
-            <w:r>
-              <w:rPr>
-                <w:noProof/>
-                <w:webHidden/>
-              </w:rPr>
-              <w:fldChar w:fldCharType="begin"/>
-            </w:r>
-            <w:r>
-              <w:rPr>
-                <w:noProof/>
-                <w:webHidden/>
-              </w:rPr>
-              <w:instrText xml:space="preserve"> PAGEREF _Toc224502750 \h </w:instrText>
-            </w:r>
-            <w:r>
-              <w:rPr>
-                <w:noProof/>
-                <w:webHidden/>
-              </w:rPr>
-            </w:r>
-            <w:r>
-              <w:rPr>
-                <w:noProof/>
-                <w:webHidden/>
-              </w:rPr>
-              <w:fldChar w:fldCharType="separate"/>
-            </w:r>
-            <w:r>
-              <w:rPr>
-                <w:noProof/>
-                <w:webHidden/>
-              </w:rPr>
-              <w:t>6</w:t>
-            </w:r>
-            <w:r>
-              <w:rPr>
-                <w:noProof/>
-                <w:webHidden/>
-              </w:rPr>
-              <w:fldChar w:fldCharType="end"/>
-            </w:r>
-          </w:hyperlink>
         </w:p>
         <w:p>
           <w:pPr>
@@ -1609,7 +1551,21 @@
         <w:rPr>
           <w:rFonts w:ascii="Times New Roman" w:hAnsi="Times New Roman" w:cs="Times New Roman"/>
         </w:rPr>
-        <w:t xml:space="preserve">which was to focus on developing the teams page further, </w:t>
+        <w:t xml:space="preserve">which was to focus on developing the </w:t>
+      </w:r>
+      <w:proofErr w:type="gramStart"/>
+      <w:r>
+        <w:rPr>
+          <w:rFonts w:ascii="Times New Roman" w:hAnsi="Times New Roman" w:cs="Times New Roman"/>
+        </w:rPr>
+        <w:t>teams</w:t>
+      </w:r>
+      <w:proofErr w:type="gramEnd"/>
+      <w:r>
+        <w:rPr>
+          <w:rFonts w:ascii="Times New Roman" w:hAnsi="Times New Roman" w:cs="Times New Roman"/>
+        </w:rPr>
+        <w:t xml:space="preserve"> page further, </w:t>
       </w:r>
       <w:r>
         <w:rPr>
@@ -1645,7 +1601,21 @@
         <w:rPr>
           <w:rFonts w:ascii="Times New Roman" w:hAnsi="Times New Roman" w:cs="Times New Roman"/>
         </w:rPr>
-        <w:t>progressing the teams page was an important goal, as progress on it has stalled in recent weeks</w:t>
+        <w:t xml:space="preserve">progressing the </w:t>
+      </w:r>
+      <w:proofErr w:type="gramStart"/>
+      <w:r>
+        <w:rPr>
+          <w:rFonts w:ascii="Times New Roman" w:hAnsi="Times New Roman" w:cs="Times New Roman"/>
+        </w:rPr>
+        <w:t>teams</w:t>
+      </w:r>
+      <w:proofErr w:type="gramEnd"/>
+      <w:r>
+        <w:rPr>
+          <w:rFonts w:ascii="Times New Roman" w:hAnsi="Times New Roman" w:cs="Times New Roman"/>
+        </w:rPr>
+        <w:t xml:space="preserve"> page was an important goal, as progress on it has stalled in recent weeks</w:t>
       </w:r>
       <w:r>
         <w:rPr>
@@ -1722,7 +1692,35 @@
         <w:rPr>
           <w:rFonts w:ascii="Times New Roman" w:hAnsi="Times New Roman" w:cs="Times New Roman"/>
         </w:rPr>
-        <w:t xml:space="preserve">continued development of the teams page. There were some hurdles on the way, but progress was made nonetheless. </w:t>
+        <w:t xml:space="preserve">continued development of the </w:t>
+      </w:r>
+      <w:proofErr w:type="gramStart"/>
+      <w:r>
+        <w:rPr>
+          <w:rFonts w:ascii="Times New Roman" w:hAnsi="Times New Roman" w:cs="Times New Roman"/>
+        </w:rPr>
+        <w:t>teams</w:t>
+      </w:r>
+      <w:proofErr w:type="gramEnd"/>
+      <w:r>
+        <w:rPr>
+          <w:rFonts w:ascii="Times New Roman" w:hAnsi="Times New Roman" w:cs="Times New Roman"/>
+        </w:rPr>
+        <w:t xml:space="preserve"> page. There were some hurdles on the way, but progress was </w:t>
+      </w:r>
+      <w:proofErr w:type="gramStart"/>
+      <w:r>
+        <w:rPr>
+          <w:rFonts w:ascii="Times New Roman" w:hAnsi="Times New Roman" w:cs="Times New Roman"/>
+        </w:rPr>
+        <w:t>made</w:t>
+      </w:r>
+      <w:proofErr w:type="gramEnd"/>
+      <w:r>
+        <w:rPr>
+          <w:rFonts w:ascii="Times New Roman" w:hAnsi="Times New Roman" w:cs="Times New Roman"/>
+        </w:rPr>
+        <w:t xml:space="preserve"> nonetheless. </w:t>
       </w:r>
       <w:r>
         <w:rPr>
@@ -1818,7 +1816,21 @@
         <w:rPr>
           <w:rFonts w:ascii="Times New Roman" w:hAnsi="Times New Roman" w:cs="Times New Roman"/>
         </w:rPr>
-        <w:t xml:space="preserve">The third goal accomplished this week was the addition of a frontend search bar to the training page. This feature allows users to be able to quickly find activities by name. Although simple the search bar </w:t>
+        <w:t xml:space="preserve">The third goal accomplished this week was the addition of a frontend search bar to the training page. This feature allows users to be able to quickly find activities by name. Although </w:t>
+      </w:r>
+      <w:proofErr w:type="gramStart"/>
+      <w:r>
+        <w:rPr>
+          <w:rFonts w:ascii="Times New Roman" w:hAnsi="Times New Roman" w:cs="Times New Roman"/>
+        </w:rPr>
+        <w:t>simple</w:t>
+      </w:r>
+      <w:proofErr w:type="gramEnd"/>
+      <w:r>
+        <w:rPr>
+          <w:rFonts w:ascii="Times New Roman" w:hAnsi="Times New Roman" w:cs="Times New Roman"/>
+        </w:rPr>
+        <w:t xml:space="preserve"> the search bar </w:t>
       </w:r>
       <w:r>
         <w:rPr>
@@ -1849,7 +1861,49 @@
           <w:rFonts w:ascii="Times New Roman" w:hAnsi="Times New Roman" w:cs="Times New Roman"/>
         </w:rPr>
         <w:lastRenderedPageBreak/>
-        <w:t>The fourth goal accomplished this week was frontend changes onto the leaderboard page. The changes helped improve the overall layout of the leaderboard page making it easier for user to filter the leaderboard for specific sports and metrics. These change while completely cosmetic are very important progress towards a polished user friendly experience with the activity tracker.</w:t>
+        <w:t xml:space="preserve">The fourth goal accomplished this week was frontend changes onto the leaderboard page. The changes helped improve the overall layout of the leaderboard page making it easier for </w:t>
+      </w:r>
+      <w:proofErr w:type="gramStart"/>
+      <w:r>
+        <w:rPr>
+          <w:rFonts w:ascii="Times New Roman" w:hAnsi="Times New Roman" w:cs="Times New Roman"/>
+        </w:rPr>
+        <w:t>user</w:t>
+      </w:r>
+      <w:proofErr w:type="gramEnd"/>
+      <w:r>
+        <w:rPr>
+          <w:rFonts w:ascii="Times New Roman" w:hAnsi="Times New Roman" w:cs="Times New Roman"/>
+        </w:rPr>
+        <w:t xml:space="preserve"> to filter the leaderboard for specific sports and metrics. These </w:t>
+      </w:r>
+      <w:proofErr w:type="gramStart"/>
+      <w:r>
+        <w:rPr>
+          <w:rFonts w:ascii="Times New Roman" w:hAnsi="Times New Roman" w:cs="Times New Roman"/>
+        </w:rPr>
+        <w:t>change</w:t>
+      </w:r>
+      <w:proofErr w:type="gramEnd"/>
+      <w:r>
+        <w:rPr>
+          <w:rFonts w:ascii="Times New Roman" w:hAnsi="Times New Roman" w:cs="Times New Roman"/>
+        </w:rPr>
+        <w:t xml:space="preserve"> while completely cosmetic are very important progress towards a polished </w:t>
+      </w:r>
+      <w:proofErr w:type="gramStart"/>
+      <w:r>
+        <w:rPr>
+          <w:rFonts w:ascii="Times New Roman" w:hAnsi="Times New Roman" w:cs="Times New Roman"/>
+        </w:rPr>
+        <w:t>user friendly</w:t>
+      </w:r>
+      <w:proofErr w:type="gramEnd"/>
+      <w:r>
+        <w:rPr>
+          <w:rFonts w:ascii="Times New Roman" w:hAnsi="Times New Roman" w:cs="Times New Roman"/>
+        </w:rPr>
+        <w:t xml:space="preserve"> experience with the activity tracker.</w:t>
       </w:r>
     </w:p>
     <w:p>
@@ -1864,13 +1918,55 @@
         <w:rPr>
           <w:rFonts w:ascii="Times New Roman" w:hAnsi="Times New Roman" w:cs="Times New Roman"/>
         </w:rPr>
-        <w:t>The Fifth and most notable accomplishment this week was our update to our servers architecture by moving from Flasks development server to Gunicorn. This change is a very import</w:t>
-      </w:r>
-      <w:r>
-        <w:rPr>
-          <w:rFonts w:ascii="Times New Roman" w:hAnsi="Times New Roman" w:cs="Times New Roman"/>
-        </w:rPr>
-        <w:t>ant step of turning our developmental server into a launch ready website. Gunicorn provides a more stable environment for our application to run, as a result our platform is now much closer to deployment.</w:t>
+        <w:t xml:space="preserve">The Fifth and most notable accomplishment this week was our update to our </w:t>
+      </w:r>
+      <w:proofErr w:type="gramStart"/>
+      <w:r>
+        <w:rPr>
+          <w:rFonts w:ascii="Times New Roman" w:hAnsi="Times New Roman" w:cs="Times New Roman"/>
+        </w:rPr>
+        <w:t>servers</w:t>
+      </w:r>
+      <w:proofErr w:type="gramEnd"/>
+      <w:r>
+        <w:rPr>
+          <w:rFonts w:ascii="Times New Roman" w:hAnsi="Times New Roman" w:cs="Times New Roman"/>
+        </w:rPr>
+        <w:t xml:space="preserve"> architecture by moving from </w:t>
+      </w:r>
+      <w:proofErr w:type="gramStart"/>
+      <w:r>
+        <w:rPr>
+          <w:rFonts w:ascii="Times New Roman" w:hAnsi="Times New Roman" w:cs="Times New Roman"/>
+        </w:rPr>
+        <w:t>Flasks</w:t>
+      </w:r>
+      <w:proofErr w:type="gramEnd"/>
+      <w:r>
+        <w:rPr>
+          <w:rFonts w:ascii="Times New Roman" w:hAnsi="Times New Roman" w:cs="Times New Roman"/>
+        </w:rPr>
+        <w:t xml:space="preserve"> development server to Gunicorn. This change is a very import</w:t>
+      </w:r>
+      <w:r>
+        <w:rPr>
+          <w:rFonts w:ascii="Times New Roman" w:hAnsi="Times New Roman" w:cs="Times New Roman"/>
+        </w:rPr>
+        <w:t xml:space="preserve">ant step </w:t>
+      </w:r>
+      <w:proofErr w:type="gramStart"/>
+      <w:r>
+        <w:rPr>
+          <w:rFonts w:ascii="Times New Roman" w:hAnsi="Times New Roman" w:cs="Times New Roman"/>
+        </w:rPr>
+        <w:t>of</w:t>
+      </w:r>
+      <w:proofErr w:type="gramEnd"/>
+      <w:r>
+        <w:rPr>
+          <w:rFonts w:ascii="Times New Roman" w:hAnsi="Times New Roman" w:cs="Times New Roman"/>
+        </w:rPr>
+        <w:t xml:space="preserve"> turning our developmental server into a launch ready website. Gunicorn provides a more stable environment for our application to run, as a result our platform is now much closer to deployment.</w:t>
       </w:r>
       <w:r>
         <w:rPr>
@@ -1960,7 +2056,21 @@
         <w:rPr>
           <w:rFonts w:ascii="Times New Roman" w:hAnsi="Times New Roman" w:cs="Times New Roman"/>
         </w:rPr>
-        <w:t xml:space="preserve">Teams Page Development – we struggled to implement the verification of whether the current user was a coach or team member of the team. This was not allowing us to get into the page to </w:t>
+        <w:t xml:space="preserve">Teams Page Development – we struggled to implement the verification of whether the current user was a coach or team member of the team. This was not allowing us to get </w:t>
+      </w:r>
+      <w:proofErr w:type="gramStart"/>
+      <w:r>
+        <w:rPr>
+          <w:rFonts w:ascii="Times New Roman" w:hAnsi="Times New Roman" w:cs="Times New Roman"/>
+        </w:rPr>
+        <w:t>into</w:t>
+      </w:r>
+      <w:proofErr w:type="gramEnd"/>
+      <w:r>
+        <w:rPr>
+          <w:rFonts w:ascii="Times New Roman" w:hAnsi="Times New Roman" w:cs="Times New Roman"/>
+        </w:rPr>
+        <w:t xml:space="preserve"> the page to </w:t>
       </w:r>
       <w:r>
         <w:rPr>
@@ -1978,7 +2088,21 @@
         <w:rPr>
           <w:rFonts w:ascii="Times New Roman" w:hAnsi="Times New Roman" w:cs="Times New Roman"/>
         </w:rPr>
-        <w:t xml:space="preserve"> We also struggled to get the page working for every team, as our database currently contains empty tables for the teams and team members, so nothing can retrieved from the backend since there is nothing to retrieve.</w:t>
+        <w:t xml:space="preserve"> We also struggled to get the page working for every team, as our database currently contains empty tables for the teams and team members, so nothing can </w:t>
+      </w:r>
+      <w:proofErr w:type="gramStart"/>
+      <w:r>
+        <w:rPr>
+          <w:rFonts w:ascii="Times New Roman" w:hAnsi="Times New Roman" w:cs="Times New Roman"/>
+        </w:rPr>
+        <w:t>retrieved</w:t>
+      </w:r>
+      <w:proofErr w:type="gramEnd"/>
+      <w:r>
+        <w:rPr>
+          <w:rFonts w:ascii="Times New Roman" w:hAnsi="Times New Roman" w:cs="Times New Roman"/>
+        </w:rPr>
+        <w:t xml:space="preserve"> from the backend since there is nothing to retrieve.</w:t>
       </w:r>
     </w:p>
     <w:p>
@@ -2129,7 +2253,35 @@
         <w:rPr>
           <w:rFonts w:ascii="Times New Roman" w:hAnsi="Times New Roman" w:cs="Times New Roman"/>
         </w:rPr>
-        <w:t xml:space="preserve">is gave us exactly what we needed to complete the next steps for the teams page development. We can now populate our tables with actual team data, and </w:t>
+        <w:t xml:space="preserve">is gave us exactly what we needed to complete the next steps for the </w:t>
+      </w:r>
+      <w:proofErr w:type="gramStart"/>
+      <w:r>
+        <w:rPr>
+          <w:rFonts w:ascii="Times New Roman" w:hAnsi="Times New Roman" w:cs="Times New Roman"/>
+        </w:rPr>
+        <w:t>teams</w:t>
+      </w:r>
+      <w:proofErr w:type="gramEnd"/>
+      <w:r>
+        <w:rPr>
+          <w:rFonts w:ascii="Times New Roman" w:hAnsi="Times New Roman" w:cs="Times New Roman"/>
+        </w:rPr>
+        <w:t xml:space="preserve"> page development. We can now populate our tables with actual team </w:t>
+      </w:r>
+      <w:proofErr w:type="gramStart"/>
+      <w:r>
+        <w:rPr>
+          <w:rFonts w:ascii="Times New Roman" w:hAnsi="Times New Roman" w:cs="Times New Roman"/>
+        </w:rPr>
+        <w:t>data, and</w:t>
+      </w:r>
+      <w:proofErr w:type="gramEnd"/>
+      <w:r>
+        <w:rPr>
+          <w:rFonts w:ascii="Times New Roman" w:hAnsi="Times New Roman" w:cs="Times New Roman"/>
+        </w:rPr>
+        <w:t xml:space="preserve"> </w:t>
       </w:r>
       <w:r>
         <w:rPr>
@@ -2141,7 +2293,21 @@
         <w:rPr>
           <w:rFonts w:ascii="Times New Roman" w:hAnsi="Times New Roman" w:cs="Times New Roman"/>
         </w:rPr>
-        <w:t>enter the teams page unless they are a member or a coach of that team.</w:t>
+        <w:t xml:space="preserve">enter the </w:t>
+      </w:r>
+      <w:proofErr w:type="gramStart"/>
+      <w:r>
+        <w:rPr>
+          <w:rFonts w:ascii="Times New Roman" w:hAnsi="Times New Roman" w:cs="Times New Roman"/>
+        </w:rPr>
+        <w:t>teams</w:t>
+      </w:r>
+      <w:proofErr w:type="gramEnd"/>
+      <w:r>
+        <w:rPr>
+          <w:rFonts w:ascii="Times New Roman" w:hAnsi="Times New Roman" w:cs="Times New Roman"/>
+        </w:rPr>
+        <w:t xml:space="preserve"> page unless they are a member or a coach of that team.</w:t>
       </w:r>
     </w:p>
     <w:p>
@@ -2247,7 +2413,21 @@
         <w:rPr>
           <w:rFonts w:ascii="Times New Roman" w:hAnsi="Times New Roman" w:cs="Times New Roman"/>
         </w:rPr>
-        <w:t xml:space="preserve"> to the Vulcan Activity Tracker. </w:t>
+        <w:t xml:space="preserve"> </w:t>
+      </w:r>
+      <w:proofErr w:type="gramStart"/>
+      <w:r>
+        <w:rPr>
+          <w:rFonts w:ascii="Times New Roman" w:hAnsi="Times New Roman" w:cs="Times New Roman"/>
+        </w:rPr>
+        <w:t>to</w:t>
+      </w:r>
+      <w:proofErr w:type="gramEnd"/>
+      <w:r>
+        <w:rPr>
+          <w:rFonts w:ascii="Times New Roman" w:hAnsi="Times New Roman" w:cs="Times New Roman"/>
+        </w:rPr>
+        <w:t xml:space="preserve"> the Vulcan Activity Tracker. </w:t>
       </w:r>
       <w:r>
         <w:rPr>
@@ -2265,7 +2445,21 @@
         <w:rPr>
           <w:rFonts w:ascii="Times New Roman" w:hAnsi="Times New Roman" w:cs="Times New Roman"/>
         </w:rPr>
-        <w:t>keep working on the teams page</w:t>
+        <w:t xml:space="preserve">keep working on the </w:t>
+      </w:r>
+      <w:proofErr w:type="gramStart"/>
+      <w:r>
+        <w:rPr>
+          <w:rFonts w:ascii="Times New Roman" w:hAnsi="Times New Roman" w:cs="Times New Roman"/>
+        </w:rPr>
+        <w:t>teams</w:t>
+      </w:r>
+      <w:proofErr w:type="gramEnd"/>
+      <w:r>
+        <w:rPr>
+          <w:rFonts w:ascii="Times New Roman" w:hAnsi="Times New Roman" w:cs="Times New Roman"/>
+        </w:rPr>
+        <w:t xml:space="preserve"> page</w:t>
       </w:r>
       <w:r>
         <w:rPr>
@@ -2289,7 +2483,61 @@
         <w:rPr>
           <w:rFonts w:ascii="Times New Roman" w:hAnsi="Times New Roman" w:cs="Times New Roman"/>
         </w:rPr>
-        <w:t>. Each member provided valuable and crucial development, research, and debugging during this week.</w:t>
+        <w:t>.</w:t>
+      </w:r>
+      <w:r>
+        <w:rPr>
+          <w:rFonts w:ascii="Times New Roman" w:hAnsi="Times New Roman" w:cs="Times New Roman"/>
+        </w:rPr>
+        <w:t xml:space="preserve"> Along with the further development of the </w:t>
+      </w:r>
+      <w:proofErr w:type="gramStart"/>
+      <w:r>
+        <w:rPr>
+          <w:rFonts w:ascii="Times New Roman" w:hAnsi="Times New Roman" w:cs="Times New Roman"/>
+        </w:rPr>
+        <w:t>teams</w:t>
+      </w:r>
+      <w:proofErr w:type="gramEnd"/>
+      <w:r>
+        <w:rPr>
+          <w:rFonts w:ascii="Times New Roman" w:hAnsi="Times New Roman" w:cs="Times New Roman"/>
+        </w:rPr>
+        <w:t xml:space="preserve"> page, we also added to the frontend UI/UX of both the training and the leaderboard pages. Which </w:t>
+      </w:r>
+      <w:proofErr w:type="gramStart"/>
+      <w:r>
+        <w:rPr>
+          <w:rFonts w:ascii="Times New Roman" w:hAnsi="Times New Roman" w:cs="Times New Roman"/>
+        </w:rPr>
+        <w:t>move</w:t>
+      </w:r>
+      <w:proofErr w:type="gramEnd"/>
+      <w:r>
+        <w:rPr>
+          <w:rFonts w:ascii="Times New Roman" w:hAnsi="Times New Roman" w:cs="Times New Roman"/>
+        </w:rPr>
+        <w:t xml:space="preserve"> us much closer to the polished look of our tracker that we want. Another major step made this week to the tracker was the server arcitecture conversion from Flask to Gunicorn. Which gives a much more stable and efficient enviroment to develop our activity tracker </w:t>
+      </w:r>
+      <w:proofErr w:type="gramStart"/>
+      <w:r>
+        <w:rPr>
+          <w:rFonts w:ascii="Times New Roman" w:hAnsi="Times New Roman" w:cs="Times New Roman"/>
+        </w:rPr>
+        <w:t>in, and</w:t>
+      </w:r>
+      <w:proofErr w:type="gramEnd"/>
+      <w:r>
+        <w:rPr>
+          <w:rFonts w:ascii="Times New Roman" w:hAnsi="Times New Roman" w:cs="Times New Roman"/>
+        </w:rPr>
+        <w:t xml:space="preserve"> gets us more prepared to integrate with Azure Web Hosting for launch. </w:t>
+      </w:r>
+      <w:r>
+        <w:rPr>
+          <w:rFonts w:ascii="Times New Roman" w:hAnsi="Times New Roman" w:cs="Times New Roman"/>
+        </w:rPr>
+        <w:t>Each member provided valuable and crucial development, research, and debugging during this week.</w:t>
       </w:r>
     </w:p>
     <w:p>
@@ -2322,6 +2570,9 @@
     </w:p>
     <w:p>
       <w:r>
+        <w:rPr>
+          <w:noProof/>
+        </w:rPr>
         <w:drawing>
           <wp:inline distT="0" distB="0" distL="0" distR="0" wp14:anchorId="53F51533" wp14:editId="6F2F13CA">
             <wp:extent cx="5943600" cy="3091180"/>
@@ -2485,7 +2736,21 @@
         <w:rPr>
           <w:rFonts w:ascii="Times New Roman" w:hAnsi="Times New Roman" w:cs="Times New Roman"/>
         </w:rPr>
-        <w:t>further development of the teams page</w:t>
+        <w:t xml:space="preserve">further development of the </w:t>
+      </w:r>
+      <w:proofErr w:type="gramStart"/>
+      <w:r>
+        <w:rPr>
+          <w:rFonts w:ascii="Times New Roman" w:hAnsi="Times New Roman" w:cs="Times New Roman"/>
+        </w:rPr>
+        <w:t>teams</w:t>
+      </w:r>
+      <w:proofErr w:type="gramEnd"/>
+      <w:r>
+        <w:rPr>
+          <w:rFonts w:ascii="Times New Roman" w:hAnsi="Times New Roman" w:cs="Times New Roman"/>
+        </w:rPr>
+        <w:t xml:space="preserve"> page</w:t>
       </w:r>
       <w:r>
         <w:rPr>
@@ -2547,6 +2812,7 @@
         </w:rPr>
         <w:t xml:space="preserve">Continuous checks </w:t>
       </w:r>
+      <w:proofErr w:type="gramStart"/>
       <w:r>
         <w:rPr>
           <w:rFonts w:ascii="Times New Roman" w:hAnsi="Times New Roman" w:cs="Times New Roman"/>
@@ -2563,7 +2829,14 @@
         <w:rPr>
           <w:rFonts w:ascii="Times New Roman" w:hAnsi="Times New Roman" w:cs="Times New Roman"/>
         </w:rPr>
-        <w:t xml:space="preserve">will be performed to ensure that our project is properly </w:t>
+        <w:t>will</w:t>
+      </w:r>
+      <w:proofErr w:type="gramEnd"/>
+      <w:r>
+        <w:rPr>
+          <w:rFonts w:ascii="Times New Roman" w:hAnsi="Times New Roman" w:cs="Times New Roman"/>
+        </w:rPr>
+        <w:t xml:space="preserve"> be performed to ensure that our project is properly </w:t>
       </w:r>
       <w:r>
         <w:rPr>
@@ -3009,141 +3282,6 @@
         </w:tc>
       </w:tr>
     </w:tbl>
-    <w:p>
-      <w:pPr>
-        <w:spacing w:line="480" w:lineRule="auto"/>
-        <w:rPr>
-          <w:rFonts w:ascii="Times New Roman" w:hAnsi="Times New Roman" w:cs="Times New Roman"/>
-          <w:b/>
-          <w:bCs/>
-        </w:rPr>
-      </w:pPr>
-    </w:p>
-    <w:p>
-      <w:pPr>
-        <w:spacing w:line="480" w:lineRule="auto"/>
-        <w:rPr>
-          <w:rFonts w:ascii="Times New Roman" w:hAnsi="Times New Roman" w:cs="Times New Roman"/>
-        </w:rPr>
-      </w:pPr>
-    </w:p>
-    <w:p>
-      <w:pPr>
-        <w:pStyle w:val="Heading1"/>
-        <w:jc w:val="center"/>
-        <w:rPr>
-          <w:rFonts w:ascii="Times New Roman" w:hAnsi="Times New Roman" w:cs="Times New Roman"/>
-          <w:color w:val="auto"/>
-          <w:sz w:val="24"/>
-          <w:szCs w:val="24"/>
-          <w:u w:val="single"/>
-        </w:rPr>
-      </w:pPr>
-      <w:bookmarkStart w:id="7" w:name="_Toc224502750"/>
-      <w:r>
-        <w:rPr>
-          <w:rFonts w:ascii="Times New Roman" w:hAnsi="Times New Roman" w:cs="Times New Roman"/>
-          <w:color w:val="auto"/>
-          <w:sz w:val="24"/>
-          <w:szCs w:val="24"/>
-          <w:u w:val="single"/>
-        </w:rPr>
-        <w:t>Reference</w:t>
-      </w:r>
-      <w:r>
-        <w:rPr>
-          <w:rFonts w:ascii="Times New Roman" w:hAnsi="Times New Roman" w:cs="Times New Roman"/>
-          <w:color w:val="auto"/>
-          <w:sz w:val="24"/>
-          <w:szCs w:val="24"/>
-          <w:u w:val="single"/>
-        </w:rPr>
-        <w:t>s</w:t>
-      </w:r>
-      <w:bookmarkEnd w:id="7"/>
-    </w:p>
-    <w:p/>
-    <w:p>
-      <w:pPr>
-        <w:rPr>
-          <w:rFonts w:ascii="Times New Roman" w:hAnsi="Times New Roman" w:cs="Times New Roman"/>
-        </w:rPr>
-      </w:pPr>
-      <w:r>
-        <w:rPr>
-          <w:rFonts w:ascii="Times New Roman" w:hAnsi="Times New Roman" w:cs="Times New Roman"/>
-        </w:rPr>
-        <w:t>Open</w:t>
-      </w:r>
-      <w:r>
-        <w:rPr>
-          <w:rFonts w:ascii="Times New Roman" w:hAnsi="Times New Roman" w:cs="Times New Roman"/>
-        </w:rPr>
-        <w:t>Weather</w:t>
-      </w:r>
-      <w:r>
-        <w:rPr>
-          <w:rFonts w:ascii="Times New Roman" w:hAnsi="Times New Roman" w:cs="Times New Roman"/>
-        </w:rPr>
-        <w:t>. (202</w:t>
-      </w:r>
-      <w:r>
-        <w:rPr>
-          <w:rFonts w:ascii="Times New Roman" w:hAnsi="Times New Roman" w:cs="Times New Roman"/>
-        </w:rPr>
-        <w:t>6</w:t>
-      </w:r>
-      <w:r>
-        <w:rPr>
-          <w:rFonts w:ascii="Times New Roman" w:hAnsi="Times New Roman" w:cs="Times New Roman"/>
-        </w:rPr>
-        <w:t>)</w:t>
-      </w:r>
-      <w:r>
-        <w:rPr>
-          <w:rFonts w:ascii="Times New Roman" w:hAnsi="Times New Roman" w:cs="Times New Roman"/>
-        </w:rPr>
-        <w:t xml:space="preserve">. </w:t>
-      </w:r>
-      <w:r>
-        <w:rPr>
-          <w:rFonts w:ascii="Times New Roman" w:hAnsi="Times New Roman" w:cs="Times New Roman"/>
-        </w:rPr>
-        <w:t>OpenWeatherMap</w:t>
-      </w:r>
-      <w:r>
-        <w:rPr>
-          <w:rFonts w:ascii="Times New Roman" w:hAnsi="Times New Roman" w:cs="Times New Roman"/>
-        </w:rPr>
-        <w:t>.</w:t>
-      </w:r>
-    </w:p>
-    <w:p>
-      <w:pPr>
-        <w:ind w:firstLine="720"/>
-        <w:rPr>
-          <w:rFonts w:ascii="Times New Roman" w:hAnsi="Times New Roman" w:cs="Times New Roman"/>
-          <w:color w:val="0070C0"/>
-        </w:rPr>
-      </w:pPr>
-      <w:hyperlink r:id="rId12" w:history="1">
-        <w:r>
-          <w:rPr>
-            <w:rStyle w:val="Hyperlink"/>
-            <w:rFonts w:ascii="Times New Roman" w:hAnsi="Times New Roman" w:cs="Times New Roman"/>
-            <w:color w:val="0070C0"/>
-          </w:rPr>
-          <w:t>https://openweathermap.org/api</w:t>
-        </w:r>
-      </w:hyperlink>
-    </w:p>
-    <w:p>
-      <w:pPr>
-        <w:rPr>
-          <w:rFonts w:ascii="Times New Roman" w:hAnsi="Times New Roman" w:cs="Times New Roman"/>
-        </w:rPr>
-      </w:pPr>
-    </w:p>
     <w:p/>
     <w:p/>
     <w:p>
@@ -3154,7 +3292,7 @@
       </w:pPr>
     </w:p>
     <w:sectPr>
-      <w:footerReference w:type="default" r:id="rId13"/>
+      <w:footerReference w:type="default" r:id="rId12"/>
       <w:pgSz w:w="12240" w:h="15840"/>
       <w:pgMar w:top="1440" w:right="1440" w:bottom="1440" w:left="1440" w:header="720" w:footer="720" w:gutter="0"/>
       <w:pgBorders w:display="firstPage" w:offsetFrom="page">

--- a/Documentation/Weekly Report/week10/CMSC-4920-Week10Report-Group2.docx
+++ b/Documentation/Weekly Report/week10/CMSC-4920-Week10Report-Group2.docx
@@ -1966,7 +1966,21 @@
         <w:rPr>
           <w:rFonts w:ascii="Times New Roman" w:hAnsi="Times New Roman" w:cs="Times New Roman"/>
         </w:rPr>
-        <w:t xml:space="preserve"> turning our developmental server into a launch ready website. Gunicorn provides a more stable environment for our application to run, as a result our platform is now much closer to deployment.</w:t>
+        <w:t xml:space="preserve"> turning our developmental server into a </w:t>
+      </w:r>
+      <w:proofErr w:type="gramStart"/>
+      <w:r>
+        <w:rPr>
+          <w:rFonts w:ascii="Times New Roman" w:hAnsi="Times New Roman" w:cs="Times New Roman"/>
+        </w:rPr>
+        <w:t>launch ready</w:t>
+      </w:r>
+      <w:proofErr w:type="gramEnd"/>
+      <w:r>
+        <w:rPr>
+          <w:rFonts w:ascii="Times New Roman" w:hAnsi="Times New Roman" w:cs="Times New Roman"/>
+        </w:rPr>
+        <w:t xml:space="preserve"> website. Gunicorn provides a more stable environment for our application to run, as a result our platform is now much closer to deployment.</w:t>
       </w:r>
       <w:r>
         <w:rPr>
@@ -2517,7 +2531,35 @@
         <w:rPr>
           <w:rFonts w:ascii="Times New Roman" w:hAnsi="Times New Roman" w:cs="Times New Roman"/>
         </w:rPr>
-        <w:t xml:space="preserve"> us much closer to the polished look of our tracker that we want. Another major step made this week to the tracker was the server arcitecture conversion from Flask to Gunicorn. Which gives a much more stable and efficient enviroment to develop our activity tracker </w:t>
+        <w:t xml:space="preserve"> us much closer to the polished look of our tracker that we want. Another major step made this week to the tracker was the server </w:t>
+      </w:r>
+      <w:proofErr w:type="spellStart"/>
+      <w:r>
+        <w:rPr>
+          <w:rFonts w:ascii="Times New Roman" w:hAnsi="Times New Roman" w:cs="Times New Roman"/>
+        </w:rPr>
+        <w:t>arcitecture</w:t>
+      </w:r>
+      <w:proofErr w:type="spellEnd"/>
+      <w:r>
+        <w:rPr>
+          <w:rFonts w:ascii="Times New Roman" w:hAnsi="Times New Roman" w:cs="Times New Roman"/>
+        </w:rPr>
+        <w:t xml:space="preserve"> conversion from Flask to Gunicorn. Which gives a much more stable and efficient </w:t>
+      </w:r>
+      <w:proofErr w:type="spellStart"/>
+      <w:r>
+        <w:rPr>
+          <w:rFonts w:ascii="Times New Roman" w:hAnsi="Times New Roman" w:cs="Times New Roman"/>
+        </w:rPr>
+        <w:t>enviroment</w:t>
+      </w:r>
+      <w:proofErr w:type="spellEnd"/>
+      <w:r>
+        <w:rPr>
+          <w:rFonts w:ascii="Times New Roman" w:hAnsi="Times New Roman" w:cs="Times New Roman"/>
+        </w:rPr>
+        <w:t xml:space="preserve"> to develop our activity tracker </w:t>
       </w:r>
       <w:proofErr w:type="gramStart"/>
       <w:r>

--- a/Documentation/Weekly Report/week10/CMSC-4920-Week10Report-Group2.docx
+++ b/Documentation/Weekly Report/week10/CMSC-4920-Week10Report-Group2.docx
@@ -1551,21 +1551,7 @@
         <w:rPr>
           <w:rFonts w:ascii="Times New Roman" w:hAnsi="Times New Roman" w:cs="Times New Roman"/>
         </w:rPr>
-        <w:t xml:space="preserve">which was to focus on developing the </w:t>
-      </w:r>
-      <w:proofErr w:type="gramStart"/>
-      <w:r>
-        <w:rPr>
-          <w:rFonts w:ascii="Times New Roman" w:hAnsi="Times New Roman" w:cs="Times New Roman"/>
-        </w:rPr>
-        <w:t>teams</w:t>
-      </w:r>
-      <w:proofErr w:type="gramEnd"/>
-      <w:r>
-        <w:rPr>
-          <w:rFonts w:ascii="Times New Roman" w:hAnsi="Times New Roman" w:cs="Times New Roman"/>
-        </w:rPr>
-        <w:t xml:space="preserve"> page further, </w:t>
+        <w:t xml:space="preserve">which was to focus on developing the teams page further, </w:t>
       </w:r>
       <w:r>
         <w:rPr>
@@ -1601,21 +1587,7 @@
         <w:rPr>
           <w:rFonts w:ascii="Times New Roman" w:hAnsi="Times New Roman" w:cs="Times New Roman"/>
         </w:rPr>
-        <w:t xml:space="preserve">progressing the </w:t>
-      </w:r>
-      <w:proofErr w:type="gramStart"/>
-      <w:r>
-        <w:rPr>
-          <w:rFonts w:ascii="Times New Roman" w:hAnsi="Times New Roman" w:cs="Times New Roman"/>
-        </w:rPr>
-        <w:t>teams</w:t>
-      </w:r>
-      <w:proofErr w:type="gramEnd"/>
-      <w:r>
-        <w:rPr>
-          <w:rFonts w:ascii="Times New Roman" w:hAnsi="Times New Roman" w:cs="Times New Roman"/>
-        </w:rPr>
-        <w:t xml:space="preserve"> page was an important goal, as progress on it has stalled in recent weeks</w:t>
+        <w:t>progressing the teams page was an important goal, as progress on it has stalled in recent weeks</w:t>
       </w:r>
       <w:r>
         <w:rPr>
@@ -1692,35 +1664,7 @@
         <w:rPr>
           <w:rFonts w:ascii="Times New Roman" w:hAnsi="Times New Roman" w:cs="Times New Roman"/>
         </w:rPr>
-        <w:t xml:space="preserve">continued development of the </w:t>
-      </w:r>
-      <w:proofErr w:type="gramStart"/>
-      <w:r>
-        <w:rPr>
-          <w:rFonts w:ascii="Times New Roman" w:hAnsi="Times New Roman" w:cs="Times New Roman"/>
-        </w:rPr>
-        <w:t>teams</w:t>
-      </w:r>
-      <w:proofErr w:type="gramEnd"/>
-      <w:r>
-        <w:rPr>
-          <w:rFonts w:ascii="Times New Roman" w:hAnsi="Times New Roman" w:cs="Times New Roman"/>
-        </w:rPr>
-        <w:t xml:space="preserve"> page. There were some hurdles on the way, but progress was </w:t>
-      </w:r>
-      <w:proofErr w:type="gramStart"/>
-      <w:r>
-        <w:rPr>
-          <w:rFonts w:ascii="Times New Roman" w:hAnsi="Times New Roman" w:cs="Times New Roman"/>
-        </w:rPr>
-        <w:t>made</w:t>
-      </w:r>
-      <w:proofErr w:type="gramEnd"/>
-      <w:r>
-        <w:rPr>
-          <w:rFonts w:ascii="Times New Roman" w:hAnsi="Times New Roman" w:cs="Times New Roman"/>
-        </w:rPr>
-        <w:t xml:space="preserve"> nonetheless. </w:t>
+        <w:t xml:space="preserve">continued development of the teams page. There were some hurdles on the way, but progress was made nonetheless. </w:t>
       </w:r>
       <w:r>
         <w:rPr>
@@ -1816,21 +1760,7 @@
         <w:rPr>
           <w:rFonts w:ascii="Times New Roman" w:hAnsi="Times New Roman" w:cs="Times New Roman"/>
         </w:rPr>
-        <w:t xml:space="preserve">The third goal accomplished this week was the addition of a frontend search bar to the training page. This feature allows users to be able to quickly find activities by name. Although </w:t>
-      </w:r>
-      <w:proofErr w:type="gramStart"/>
-      <w:r>
-        <w:rPr>
-          <w:rFonts w:ascii="Times New Roman" w:hAnsi="Times New Roman" w:cs="Times New Roman"/>
-        </w:rPr>
-        <w:t>simple</w:t>
-      </w:r>
-      <w:proofErr w:type="gramEnd"/>
-      <w:r>
-        <w:rPr>
-          <w:rFonts w:ascii="Times New Roman" w:hAnsi="Times New Roman" w:cs="Times New Roman"/>
-        </w:rPr>
-        <w:t xml:space="preserve"> the search bar </w:t>
+        <w:t xml:space="preserve">The third goal accomplished this week was the addition of a frontend search bar to the training page. This feature allows users to be able to quickly find activities by name. Although simple the search bar </w:t>
       </w:r>
       <w:r>
         <w:rPr>
@@ -1861,49 +1791,7 @@
           <w:rFonts w:ascii="Times New Roman" w:hAnsi="Times New Roman" w:cs="Times New Roman"/>
         </w:rPr>
         <w:lastRenderedPageBreak/>
-        <w:t xml:space="preserve">The fourth goal accomplished this week was frontend changes onto the leaderboard page. The changes helped improve the overall layout of the leaderboard page making it easier for </w:t>
-      </w:r>
-      <w:proofErr w:type="gramStart"/>
-      <w:r>
-        <w:rPr>
-          <w:rFonts w:ascii="Times New Roman" w:hAnsi="Times New Roman" w:cs="Times New Roman"/>
-        </w:rPr>
-        <w:t>user</w:t>
-      </w:r>
-      <w:proofErr w:type="gramEnd"/>
-      <w:r>
-        <w:rPr>
-          <w:rFonts w:ascii="Times New Roman" w:hAnsi="Times New Roman" w:cs="Times New Roman"/>
-        </w:rPr>
-        <w:t xml:space="preserve"> to filter the leaderboard for specific sports and metrics. These </w:t>
-      </w:r>
-      <w:proofErr w:type="gramStart"/>
-      <w:r>
-        <w:rPr>
-          <w:rFonts w:ascii="Times New Roman" w:hAnsi="Times New Roman" w:cs="Times New Roman"/>
-        </w:rPr>
-        <w:t>change</w:t>
-      </w:r>
-      <w:proofErr w:type="gramEnd"/>
-      <w:r>
-        <w:rPr>
-          <w:rFonts w:ascii="Times New Roman" w:hAnsi="Times New Roman" w:cs="Times New Roman"/>
-        </w:rPr>
-        <w:t xml:space="preserve"> while completely cosmetic are very important progress towards a polished </w:t>
-      </w:r>
-      <w:proofErr w:type="gramStart"/>
-      <w:r>
-        <w:rPr>
-          <w:rFonts w:ascii="Times New Roman" w:hAnsi="Times New Roman" w:cs="Times New Roman"/>
-        </w:rPr>
-        <w:t>user friendly</w:t>
-      </w:r>
-      <w:proofErr w:type="gramEnd"/>
-      <w:r>
-        <w:rPr>
-          <w:rFonts w:ascii="Times New Roman" w:hAnsi="Times New Roman" w:cs="Times New Roman"/>
-        </w:rPr>
-        <w:t xml:space="preserve"> experience with the activity tracker.</w:t>
+        <w:t>The fourth goal accomplished this week was frontend changes onto the leaderboard page. The changes helped improve the overall layout of the leaderboard page making it easier for user to filter the leaderboard for specific sports and metrics. These change while completely cosmetic are very important progress towards a polished user friendly experience with the activity tracker.</w:t>
       </w:r>
     </w:p>
     <w:p>
@@ -1918,69 +1806,13 @@
         <w:rPr>
           <w:rFonts w:ascii="Times New Roman" w:hAnsi="Times New Roman" w:cs="Times New Roman"/>
         </w:rPr>
-        <w:t xml:space="preserve">The Fifth and most notable accomplishment this week was our update to our </w:t>
-      </w:r>
-      <w:proofErr w:type="gramStart"/>
-      <w:r>
-        <w:rPr>
-          <w:rFonts w:ascii="Times New Roman" w:hAnsi="Times New Roman" w:cs="Times New Roman"/>
-        </w:rPr>
-        <w:t>servers</w:t>
-      </w:r>
-      <w:proofErr w:type="gramEnd"/>
-      <w:r>
-        <w:rPr>
-          <w:rFonts w:ascii="Times New Roman" w:hAnsi="Times New Roman" w:cs="Times New Roman"/>
-        </w:rPr>
-        <w:t xml:space="preserve"> architecture by moving from </w:t>
-      </w:r>
-      <w:proofErr w:type="gramStart"/>
-      <w:r>
-        <w:rPr>
-          <w:rFonts w:ascii="Times New Roman" w:hAnsi="Times New Roman" w:cs="Times New Roman"/>
-        </w:rPr>
-        <w:t>Flasks</w:t>
-      </w:r>
-      <w:proofErr w:type="gramEnd"/>
-      <w:r>
-        <w:rPr>
-          <w:rFonts w:ascii="Times New Roman" w:hAnsi="Times New Roman" w:cs="Times New Roman"/>
-        </w:rPr>
-        <w:t xml:space="preserve"> development server to Gunicorn. This change is a very import</w:t>
-      </w:r>
-      <w:r>
-        <w:rPr>
-          <w:rFonts w:ascii="Times New Roman" w:hAnsi="Times New Roman" w:cs="Times New Roman"/>
-        </w:rPr>
-        <w:t xml:space="preserve">ant step </w:t>
-      </w:r>
-      <w:proofErr w:type="gramStart"/>
-      <w:r>
-        <w:rPr>
-          <w:rFonts w:ascii="Times New Roman" w:hAnsi="Times New Roman" w:cs="Times New Roman"/>
-        </w:rPr>
-        <w:t>of</w:t>
-      </w:r>
-      <w:proofErr w:type="gramEnd"/>
-      <w:r>
-        <w:rPr>
-          <w:rFonts w:ascii="Times New Roman" w:hAnsi="Times New Roman" w:cs="Times New Roman"/>
-        </w:rPr>
-        <w:t xml:space="preserve"> turning our developmental server into a </w:t>
-      </w:r>
-      <w:proofErr w:type="gramStart"/>
-      <w:r>
-        <w:rPr>
-          <w:rFonts w:ascii="Times New Roman" w:hAnsi="Times New Roman" w:cs="Times New Roman"/>
-        </w:rPr>
-        <w:t>launch ready</w:t>
-      </w:r>
-      <w:proofErr w:type="gramEnd"/>
-      <w:r>
-        <w:rPr>
-          <w:rFonts w:ascii="Times New Roman" w:hAnsi="Times New Roman" w:cs="Times New Roman"/>
-        </w:rPr>
-        <w:t xml:space="preserve"> website. Gunicorn provides a more stable environment for our application to run, as a result our platform is now much closer to deployment.</w:t>
+        <w:t>The Fifth and most notable accomplishment this week was our update to our servers architecture by moving from Flasks development server to Gunicorn. This change is a very import</w:t>
+      </w:r>
+      <w:r>
+        <w:rPr>
+          <w:rFonts w:ascii="Times New Roman" w:hAnsi="Times New Roman" w:cs="Times New Roman"/>
+        </w:rPr>
+        <w:t>ant step of turning our developmental server into a launch ready website. Gunicorn provides a more stable environment for our application to run, as a result our platform is now much closer to deployment.</w:t>
       </w:r>
       <w:r>
         <w:rPr>
@@ -2070,21 +1902,7 @@
         <w:rPr>
           <w:rFonts w:ascii="Times New Roman" w:hAnsi="Times New Roman" w:cs="Times New Roman"/>
         </w:rPr>
-        <w:t xml:space="preserve">Teams Page Development – we struggled to implement the verification of whether the current user was a coach or team member of the team. This was not allowing us to get </w:t>
-      </w:r>
-      <w:proofErr w:type="gramStart"/>
-      <w:r>
-        <w:rPr>
-          <w:rFonts w:ascii="Times New Roman" w:hAnsi="Times New Roman" w:cs="Times New Roman"/>
-        </w:rPr>
-        <w:t>into</w:t>
-      </w:r>
-      <w:proofErr w:type="gramEnd"/>
-      <w:r>
-        <w:rPr>
-          <w:rFonts w:ascii="Times New Roman" w:hAnsi="Times New Roman" w:cs="Times New Roman"/>
-        </w:rPr>
-        <w:t xml:space="preserve"> the page to </w:t>
+        <w:t xml:space="preserve">Teams Page Development – we struggled to implement the verification of whether the current user was a coach or team member of the team. This was not allowing us to get into the page to </w:t>
       </w:r>
       <w:r>
         <w:rPr>
@@ -2102,21 +1920,7 @@
         <w:rPr>
           <w:rFonts w:ascii="Times New Roman" w:hAnsi="Times New Roman" w:cs="Times New Roman"/>
         </w:rPr>
-        <w:t xml:space="preserve"> We also struggled to get the page working for every team, as our database currently contains empty tables for the teams and team members, so nothing can </w:t>
-      </w:r>
-      <w:proofErr w:type="gramStart"/>
-      <w:r>
-        <w:rPr>
-          <w:rFonts w:ascii="Times New Roman" w:hAnsi="Times New Roman" w:cs="Times New Roman"/>
-        </w:rPr>
-        <w:t>retrieved</w:t>
-      </w:r>
-      <w:proofErr w:type="gramEnd"/>
-      <w:r>
-        <w:rPr>
-          <w:rFonts w:ascii="Times New Roman" w:hAnsi="Times New Roman" w:cs="Times New Roman"/>
-        </w:rPr>
-        <w:t xml:space="preserve"> from the backend since there is nothing to retrieve.</w:t>
+        <w:t xml:space="preserve"> We also struggled to get the page working for every team, as our database currently contains empty tables for the teams and team members, so nothing can retrieved from the backend since there is nothing to retrieve.</w:t>
       </w:r>
     </w:p>
     <w:p>
@@ -2267,35 +2071,7 @@
         <w:rPr>
           <w:rFonts w:ascii="Times New Roman" w:hAnsi="Times New Roman" w:cs="Times New Roman"/>
         </w:rPr>
-        <w:t xml:space="preserve">is gave us exactly what we needed to complete the next steps for the </w:t>
-      </w:r>
-      <w:proofErr w:type="gramStart"/>
-      <w:r>
-        <w:rPr>
-          <w:rFonts w:ascii="Times New Roman" w:hAnsi="Times New Roman" w:cs="Times New Roman"/>
-        </w:rPr>
-        <w:t>teams</w:t>
-      </w:r>
-      <w:proofErr w:type="gramEnd"/>
-      <w:r>
-        <w:rPr>
-          <w:rFonts w:ascii="Times New Roman" w:hAnsi="Times New Roman" w:cs="Times New Roman"/>
-        </w:rPr>
-        <w:t xml:space="preserve"> page development. We can now populate our tables with actual team </w:t>
-      </w:r>
-      <w:proofErr w:type="gramStart"/>
-      <w:r>
-        <w:rPr>
-          <w:rFonts w:ascii="Times New Roman" w:hAnsi="Times New Roman" w:cs="Times New Roman"/>
-        </w:rPr>
-        <w:t>data, and</w:t>
-      </w:r>
-      <w:proofErr w:type="gramEnd"/>
-      <w:r>
-        <w:rPr>
-          <w:rFonts w:ascii="Times New Roman" w:hAnsi="Times New Roman" w:cs="Times New Roman"/>
-        </w:rPr>
-        <w:t xml:space="preserve"> </w:t>
+        <w:t xml:space="preserve">is gave us exactly what we needed to complete the next steps for the teams page development. We can now populate our tables with actual team data, and </w:t>
       </w:r>
       <w:r>
         <w:rPr>
@@ -2307,21 +2083,7 @@
         <w:rPr>
           <w:rFonts w:ascii="Times New Roman" w:hAnsi="Times New Roman" w:cs="Times New Roman"/>
         </w:rPr>
-        <w:t xml:space="preserve">enter the </w:t>
-      </w:r>
-      <w:proofErr w:type="gramStart"/>
-      <w:r>
-        <w:rPr>
-          <w:rFonts w:ascii="Times New Roman" w:hAnsi="Times New Roman" w:cs="Times New Roman"/>
-        </w:rPr>
-        <w:t>teams</w:t>
-      </w:r>
-      <w:proofErr w:type="gramEnd"/>
-      <w:r>
-        <w:rPr>
-          <w:rFonts w:ascii="Times New Roman" w:hAnsi="Times New Roman" w:cs="Times New Roman"/>
-        </w:rPr>
-        <w:t xml:space="preserve"> page unless they are a member or a coach of that team.</w:t>
+        <w:t>enter the teams page unless they are a member or a coach of that team.</w:t>
       </w:r>
     </w:p>
     <w:p>
@@ -2427,21 +2189,7 @@
         <w:rPr>
           <w:rFonts w:ascii="Times New Roman" w:hAnsi="Times New Roman" w:cs="Times New Roman"/>
         </w:rPr>
-        <w:t xml:space="preserve"> </w:t>
-      </w:r>
-      <w:proofErr w:type="gramStart"/>
-      <w:r>
-        <w:rPr>
-          <w:rFonts w:ascii="Times New Roman" w:hAnsi="Times New Roman" w:cs="Times New Roman"/>
-        </w:rPr>
-        <w:t>to</w:t>
-      </w:r>
-      <w:proofErr w:type="gramEnd"/>
-      <w:r>
-        <w:rPr>
-          <w:rFonts w:ascii="Times New Roman" w:hAnsi="Times New Roman" w:cs="Times New Roman"/>
-        </w:rPr>
-        <w:t xml:space="preserve"> the Vulcan Activity Tracker. </w:t>
+        <w:t xml:space="preserve"> to the Vulcan Activity Tracker. </w:t>
       </w:r>
       <w:r>
         <w:rPr>
@@ -2459,21 +2207,7 @@
         <w:rPr>
           <w:rFonts w:ascii="Times New Roman" w:hAnsi="Times New Roman" w:cs="Times New Roman"/>
         </w:rPr>
-        <w:t xml:space="preserve">keep working on the </w:t>
-      </w:r>
-      <w:proofErr w:type="gramStart"/>
-      <w:r>
-        <w:rPr>
-          <w:rFonts w:ascii="Times New Roman" w:hAnsi="Times New Roman" w:cs="Times New Roman"/>
-        </w:rPr>
-        <w:t>teams</w:t>
-      </w:r>
-      <w:proofErr w:type="gramEnd"/>
-      <w:r>
-        <w:rPr>
-          <w:rFonts w:ascii="Times New Roman" w:hAnsi="Times New Roman" w:cs="Times New Roman"/>
-        </w:rPr>
-        <w:t xml:space="preserve"> page</w:t>
+        <w:t>keep working on the teams page</w:t>
       </w:r>
       <w:r>
         <w:rPr>
@@ -2503,77 +2237,7 @@
         <w:rPr>
           <w:rFonts w:ascii="Times New Roman" w:hAnsi="Times New Roman" w:cs="Times New Roman"/>
         </w:rPr>
-        <w:t xml:space="preserve"> Along with the further development of the </w:t>
-      </w:r>
-      <w:proofErr w:type="gramStart"/>
-      <w:r>
-        <w:rPr>
-          <w:rFonts w:ascii="Times New Roman" w:hAnsi="Times New Roman" w:cs="Times New Roman"/>
-        </w:rPr>
-        <w:t>teams</w:t>
-      </w:r>
-      <w:proofErr w:type="gramEnd"/>
-      <w:r>
-        <w:rPr>
-          <w:rFonts w:ascii="Times New Roman" w:hAnsi="Times New Roman" w:cs="Times New Roman"/>
-        </w:rPr>
-        <w:t xml:space="preserve"> page, we also added to the frontend UI/UX of both the training and the leaderboard pages. Which </w:t>
-      </w:r>
-      <w:proofErr w:type="gramStart"/>
-      <w:r>
-        <w:rPr>
-          <w:rFonts w:ascii="Times New Roman" w:hAnsi="Times New Roman" w:cs="Times New Roman"/>
-        </w:rPr>
-        <w:t>move</w:t>
-      </w:r>
-      <w:proofErr w:type="gramEnd"/>
-      <w:r>
-        <w:rPr>
-          <w:rFonts w:ascii="Times New Roman" w:hAnsi="Times New Roman" w:cs="Times New Roman"/>
-        </w:rPr>
-        <w:t xml:space="preserve"> us much closer to the polished look of our tracker that we want. Another major step made this week to the tracker was the server </w:t>
-      </w:r>
-      <w:proofErr w:type="spellStart"/>
-      <w:r>
-        <w:rPr>
-          <w:rFonts w:ascii="Times New Roman" w:hAnsi="Times New Roman" w:cs="Times New Roman"/>
-        </w:rPr>
-        <w:t>arcitecture</w:t>
-      </w:r>
-      <w:proofErr w:type="spellEnd"/>
-      <w:r>
-        <w:rPr>
-          <w:rFonts w:ascii="Times New Roman" w:hAnsi="Times New Roman" w:cs="Times New Roman"/>
-        </w:rPr>
-        <w:t xml:space="preserve"> conversion from Flask to Gunicorn. Which gives a much more stable and efficient </w:t>
-      </w:r>
-      <w:proofErr w:type="spellStart"/>
-      <w:r>
-        <w:rPr>
-          <w:rFonts w:ascii="Times New Roman" w:hAnsi="Times New Roman" w:cs="Times New Roman"/>
-        </w:rPr>
-        <w:t>enviroment</w:t>
-      </w:r>
-      <w:proofErr w:type="spellEnd"/>
-      <w:r>
-        <w:rPr>
-          <w:rFonts w:ascii="Times New Roman" w:hAnsi="Times New Roman" w:cs="Times New Roman"/>
-        </w:rPr>
-        <w:t xml:space="preserve"> to develop our activity tracker </w:t>
-      </w:r>
-      <w:proofErr w:type="gramStart"/>
-      <w:r>
-        <w:rPr>
-          <w:rFonts w:ascii="Times New Roman" w:hAnsi="Times New Roman" w:cs="Times New Roman"/>
-        </w:rPr>
-        <w:t>in, and</w:t>
-      </w:r>
-      <w:proofErr w:type="gramEnd"/>
-      <w:r>
-        <w:rPr>
-          <w:rFonts w:ascii="Times New Roman" w:hAnsi="Times New Roman" w:cs="Times New Roman"/>
-        </w:rPr>
-        <w:t xml:space="preserve"> gets us more prepared to integrate with Azure Web Hosting for launch. </w:t>
+        <w:t xml:space="preserve"> Along with the further development of the teams page, we also added to the frontend UI/UX of both the training and the leaderboard pages. Which move us much closer to the polished look of our tracker that we want. Another major step made this week to the tracker was the server arcitecture conversion from Flask to Gunicorn. Which gives a much more stable and efficient enviroment to develop our activity tracker in, and gets us more prepared to integrate with Azure Web Hosting for launch. </w:t>
       </w:r>
       <w:r>
         <w:rPr>
@@ -2778,21 +2442,7 @@
         <w:rPr>
           <w:rFonts w:ascii="Times New Roman" w:hAnsi="Times New Roman" w:cs="Times New Roman"/>
         </w:rPr>
-        <w:t xml:space="preserve">further development of the </w:t>
-      </w:r>
-      <w:proofErr w:type="gramStart"/>
-      <w:r>
-        <w:rPr>
-          <w:rFonts w:ascii="Times New Roman" w:hAnsi="Times New Roman" w:cs="Times New Roman"/>
-        </w:rPr>
-        <w:t>teams</w:t>
-      </w:r>
-      <w:proofErr w:type="gramEnd"/>
-      <w:r>
-        <w:rPr>
-          <w:rFonts w:ascii="Times New Roman" w:hAnsi="Times New Roman" w:cs="Times New Roman"/>
-        </w:rPr>
-        <w:t xml:space="preserve"> page</w:t>
+        <w:t>further development of the teams page</w:t>
       </w:r>
       <w:r>
         <w:rPr>
@@ -2854,7 +2504,6 @@
         </w:rPr>
         <w:t xml:space="preserve">Continuous checks </w:t>
       </w:r>
-      <w:proofErr w:type="gramStart"/>
       <w:r>
         <w:rPr>
           <w:rFonts w:ascii="Times New Roman" w:hAnsi="Times New Roman" w:cs="Times New Roman"/>
@@ -2871,14 +2520,7 @@
         <w:rPr>
           <w:rFonts w:ascii="Times New Roman" w:hAnsi="Times New Roman" w:cs="Times New Roman"/>
         </w:rPr>
-        <w:t>will</w:t>
-      </w:r>
-      <w:proofErr w:type="gramEnd"/>
-      <w:r>
-        <w:rPr>
-          <w:rFonts w:ascii="Times New Roman" w:hAnsi="Times New Roman" w:cs="Times New Roman"/>
-        </w:rPr>
-        <w:t xml:space="preserve"> be performed to ensure that our project is properly </w:t>
+        <w:t xml:space="preserve">will be performed to ensure that our project is properly </w:t>
       </w:r>
       <w:r>
         <w:rPr>

--- a/Documentation/Weekly Report/week10/CMSC-4920-Week10Report-Group2.docx
+++ b/Documentation/Weekly Report/week10/CMSC-4920-Week10Report-Group2.docx
@@ -1551,7 +1551,21 @@
         <w:rPr>
           <w:rFonts w:ascii="Times New Roman" w:hAnsi="Times New Roman" w:cs="Times New Roman"/>
         </w:rPr>
-        <w:t xml:space="preserve">which was to focus on developing the teams page further, </w:t>
+        <w:t xml:space="preserve">which was to focus on developing the </w:t>
+      </w:r>
+      <w:proofErr w:type="gramStart"/>
+      <w:r>
+        <w:rPr>
+          <w:rFonts w:ascii="Times New Roman" w:hAnsi="Times New Roman" w:cs="Times New Roman"/>
+        </w:rPr>
+        <w:t>teams</w:t>
+      </w:r>
+      <w:proofErr w:type="gramEnd"/>
+      <w:r>
+        <w:rPr>
+          <w:rFonts w:ascii="Times New Roman" w:hAnsi="Times New Roman" w:cs="Times New Roman"/>
+        </w:rPr>
+        <w:t xml:space="preserve"> page further, </w:t>
       </w:r>
       <w:r>
         <w:rPr>
@@ -1587,7 +1601,21 @@
         <w:rPr>
           <w:rFonts w:ascii="Times New Roman" w:hAnsi="Times New Roman" w:cs="Times New Roman"/>
         </w:rPr>
-        <w:t>progressing the teams page was an important goal, as progress on it has stalled in recent weeks</w:t>
+        <w:t xml:space="preserve">progressing the </w:t>
+      </w:r>
+      <w:proofErr w:type="gramStart"/>
+      <w:r>
+        <w:rPr>
+          <w:rFonts w:ascii="Times New Roman" w:hAnsi="Times New Roman" w:cs="Times New Roman"/>
+        </w:rPr>
+        <w:t>teams</w:t>
+      </w:r>
+      <w:proofErr w:type="gramEnd"/>
+      <w:r>
+        <w:rPr>
+          <w:rFonts w:ascii="Times New Roman" w:hAnsi="Times New Roman" w:cs="Times New Roman"/>
+        </w:rPr>
+        <w:t xml:space="preserve"> page was an important goal, as progress on it has stalled in recent weeks</w:t>
       </w:r>
       <w:r>
         <w:rPr>
@@ -1664,7 +1692,35 @@
         <w:rPr>
           <w:rFonts w:ascii="Times New Roman" w:hAnsi="Times New Roman" w:cs="Times New Roman"/>
         </w:rPr>
-        <w:t xml:space="preserve">continued development of the teams page. There were some hurdles on the way, but progress was made nonetheless. </w:t>
+        <w:t xml:space="preserve">continued development of the </w:t>
+      </w:r>
+      <w:proofErr w:type="gramStart"/>
+      <w:r>
+        <w:rPr>
+          <w:rFonts w:ascii="Times New Roman" w:hAnsi="Times New Roman" w:cs="Times New Roman"/>
+        </w:rPr>
+        <w:t>teams</w:t>
+      </w:r>
+      <w:proofErr w:type="gramEnd"/>
+      <w:r>
+        <w:rPr>
+          <w:rFonts w:ascii="Times New Roman" w:hAnsi="Times New Roman" w:cs="Times New Roman"/>
+        </w:rPr>
+        <w:t xml:space="preserve"> page. There were some hurdles on the way, but progress was </w:t>
+      </w:r>
+      <w:proofErr w:type="gramStart"/>
+      <w:r>
+        <w:rPr>
+          <w:rFonts w:ascii="Times New Roman" w:hAnsi="Times New Roman" w:cs="Times New Roman"/>
+        </w:rPr>
+        <w:t>made</w:t>
+      </w:r>
+      <w:proofErr w:type="gramEnd"/>
+      <w:r>
+        <w:rPr>
+          <w:rFonts w:ascii="Times New Roman" w:hAnsi="Times New Roman" w:cs="Times New Roman"/>
+        </w:rPr>
+        <w:t xml:space="preserve"> nonetheless. </w:t>
       </w:r>
       <w:r>
         <w:rPr>
@@ -1760,7 +1816,21 @@
         <w:rPr>
           <w:rFonts w:ascii="Times New Roman" w:hAnsi="Times New Roman" w:cs="Times New Roman"/>
         </w:rPr>
-        <w:t xml:space="preserve">The third goal accomplished this week was the addition of a frontend search bar to the training page. This feature allows users to be able to quickly find activities by name. Although simple the search bar </w:t>
+        <w:t xml:space="preserve">The third goal accomplished this week was the addition of a frontend search bar to the training page. This feature allows users to be able to quickly find activities by name. Although </w:t>
+      </w:r>
+      <w:proofErr w:type="gramStart"/>
+      <w:r>
+        <w:rPr>
+          <w:rFonts w:ascii="Times New Roman" w:hAnsi="Times New Roman" w:cs="Times New Roman"/>
+        </w:rPr>
+        <w:t>simple</w:t>
+      </w:r>
+      <w:proofErr w:type="gramEnd"/>
+      <w:r>
+        <w:rPr>
+          <w:rFonts w:ascii="Times New Roman" w:hAnsi="Times New Roman" w:cs="Times New Roman"/>
+        </w:rPr>
+        <w:t xml:space="preserve"> the search bar </w:t>
       </w:r>
       <w:r>
         <w:rPr>
@@ -1791,7 +1861,35 @@
           <w:rFonts w:ascii="Times New Roman" w:hAnsi="Times New Roman" w:cs="Times New Roman"/>
         </w:rPr>
         <w:lastRenderedPageBreak/>
-        <w:t>The fourth goal accomplished this week was frontend changes onto the leaderboard page. The changes helped improve the overall layout of the leaderboard page making it easier for user to filter the leaderboard for specific sports and metrics. These change while completely cosmetic are very important progress towards a polished user friendly experience with the activity tracker.</w:t>
+        <w:t xml:space="preserve">The fourth goal accomplished this week was frontend changes onto the leaderboard page. The changes helped improve the overall layout of the leaderboard page making it easier for user to filter the leaderboard for specific sports and metrics. These </w:t>
+      </w:r>
+      <w:proofErr w:type="gramStart"/>
+      <w:r>
+        <w:rPr>
+          <w:rFonts w:ascii="Times New Roman" w:hAnsi="Times New Roman" w:cs="Times New Roman"/>
+        </w:rPr>
+        <w:t>change</w:t>
+      </w:r>
+      <w:proofErr w:type="gramEnd"/>
+      <w:r>
+        <w:rPr>
+          <w:rFonts w:ascii="Times New Roman" w:hAnsi="Times New Roman" w:cs="Times New Roman"/>
+        </w:rPr>
+        <w:t xml:space="preserve"> while completely cosmetic are very important progress towards a polished </w:t>
+      </w:r>
+      <w:proofErr w:type="gramStart"/>
+      <w:r>
+        <w:rPr>
+          <w:rFonts w:ascii="Times New Roman" w:hAnsi="Times New Roman" w:cs="Times New Roman"/>
+        </w:rPr>
+        <w:t>user friendly</w:t>
+      </w:r>
+      <w:proofErr w:type="gramEnd"/>
+      <w:r>
+        <w:rPr>
+          <w:rFonts w:ascii="Times New Roman" w:hAnsi="Times New Roman" w:cs="Times New Roman"/>
+        </w:rPr>
+        <w:t xml:space="preserve"> experience with the activity tracker.</w:t>
       </w:r>
     </w:p>
     <w:p>
@@ -1806,13 +1904,55 @@
         <w:rPr>
           <w:rFonts w:ascii="Times New Roman" w:hAnsi="Times New Roman" w:cs="Times New Roman"/>
         </w:rPr>
-        <w:t>The Fifth and most notable accomplishment this week was our update to our servers architecture by moving from Flasks development server to Gunicorn. This change is a very import</w:t>
-      </w:r>
-      <w:r>
-        <w:rPr>
-          <w:rFonts w:ascii="Times New Roman" w:hAnsi="Times New Roman" w:cs="Times New Roman"/>
-        </w:rPr>
-        <w:t>ant step of turning our developmental server into a launch ready website. Gunicorn provides a more stable environment for our application to run, as a result our platform is now much closer to deployment.</w:t>
+        <w:t xml:space="preserve">The Fifth and most notable accomplishment this week was our update to our </w:t>
+      </w:r>
+      <w:proofErr w:type="gramStart"/>
+      <w:r>
+        <w:rPr>
+          <w:rFonts w:ascii="Times New Roman" w:hAnsi="Times New Roman" w:cs="Times New Roman"/>
+        </w:rPr>
+        <w:t>servers</w:t>
+      </w:r>
+      <w:proofErr w:type="gramEnd"/>
+      <w:r>
+        <w:rPr>
+          <w:rFonts w:ascii="Times New Roman" w:hAnsi="Times New Roman" w:cs="Times New Roman"/>
+        </w:rPr>
+        <w:t xml:space="preserve"> architecture by moving from </w:t>
+      </w:r>
+      <w:proofErr w:type="gramStart"/>
+      <w:r>
+        <w:rPr>
+          <w:rFonts w:ascii="Times New Roman" w:hAnsi="Times New Roman" w:cs="Times New Roman"/>
+        </w:rPr>
+        <w:t>Flasks</w:t>
+      </w:r>
+      <w:proofErr w:type="gramEnd"/>
+      <w:r>
+        <w:rPr>
+          <w:rFonts w:ascii="Times New Roman" w:hAnsi="Times New Roman" w:cs="Times New Roman"/>
+        </w:rPr>
+        <w:t xml:space="preserve"> development server to Gunicorn. This change is a very import</w:t>
+      </w:r>
+      <w:r>
+        <w:rPr>
+          <w:rFonts w:ascii="Times New Roman" w:hAnsi="Times New Roman" w:cs="Times New Roman"/>
+        </w:rPr>
+        <w:t xml:space="preserve">ant step </w:t>
+      </w:r>
+      <w:proofErr w:type="gramStart"/>
+      <w:r>
+        <w:rPr>
+          <w:rFonts w:ascii="Times New Roman" w:hAnsi="Times New Roman" w:cs="Times New Roman"/>
+        </w:rPr>
+        <w:t>of</w:t>
+      </w:r>
+      <w:proofErr w:type="gramEnd"/>
+      <w:r>
+        <w:rPr>
+          <w:rFonts w:ascii="Times New Roman" w:hAnsi="Times New Roman" w:cs="Times New Roman"/>
+        </w:rPr>
+        <w:t xml:space="preserve"> turning our developmental server into a launch ready website. Gunicorn provides a more stable environment for our application to run, as a result our platform is now much closer to deployment.</w:t>
       </w:r>
       <w:r>
         <w:rPr>
@@ -1902,7 +2042,21 @@
         <w:rPr>
           <w:rFonts w:ascii="Times New Roman" w:hAnsi="Times New Roman" w:cs="Times New Roman"/>
         </w:rPr>
-        <w:t xml:space="preserve">Teams Page Development – we struggled to implement the verification of whether the current user was a coach or team member of the team. This was not allowing us to get into the page to </w:t>
+        <w:t xml:space="preserve">Teams Page Development – we struggled to implement the verification of whether the current user was a coach or team member of the team. This was not allowing us to get </w:t>
+      </w:r>
+      <w:proofErr w:type="gramStart"/>
+      <w:r>
+        <w:rPr>
+          <w:rFonts w:ascii="Times New Roman" w:hAnsi="Times New Roman" w:cs="Times New Roman"/>
+        </w:rPr>
+        <w:t>into</w:t>
+      </w:r>
+      <w:proofErr w:type="gramEnd"/>
+      <w:r>
+        <w:rPr>
+          <w:rFonts w:ascii="Times New Roman" w:hAnsi="Times New Roman" w:cs="Times New Roman"/>
+        </w:rPr>
+        <w:t xml:space="preserve"> the page to </w:t>
       </w:r>
       <w:r>
         <w:rPr>
@@ -1920,7 +2074,21 @@
         <w:rPr>
           <w:rFonts w:ascii="Times New Roman" w:hAnsi="Times New Roman" w:cs="Times New Roman"/>
         </w:rPr>
-        <w:t xml:space="preserve"> We also struggled to get the page working for every team, as our database currently contains empty tables for the teams and team members, so nothing can retrieved from the backend since there is nothing to retrieve.</w:t>
+        <w:t xml:space="preserve"> We also struggled to get the page working for every team, as our database currently contains empty tables for the teams and team members, so nothing can </w:t>
+      </w:r>
+      <w:proofErr w:type="gramStart"/>
+      <w:r>
+        <w:rPr>
+          <w:rFonts w:ascii="Times New Roman" w:hAnsi="Times New Roman" w:cs="Times New Roman"/>
+        </w:rPr>
+        <w:t>retrieved</w:t>
+      </w:r>
+      <w:proofErr w:type="gramEnd"/>
+      <w:r>
+        <w:rPr>
+          <w:rFonts w:ascii="Times New Roman" w:hAnsi="Times New Roman" w:cs="Times New Roman"/>
+        </w:rPr>
+        <w:t xml:space="preserve"> from the backend since there is nothing to retrieve.</w:t>
       </w:r>
     </w:p>
     <w:p>
@@ -2071,7 +2239,35 @@
         <w:rPr>
           <w:rFonts w:ascii="Times New Roman" w:hAnsi="Times New Roman" w:cs="Times New Roman"/>
         </w:rPr>
-        <w:t xml:space="preserve">is gave us exactly what we needed to complete the next steps for the teams page development. We can now populate our tables with actual team data, and </w:t>
+        <w:t xml:space="preserve">is gave us exactly what we needed to complete the next steps for the </w:t>
+      </w:r>
+      <w:proofErr w:type="gramStart"/>
+      <w:r>
+        <w:rPr>
+          <w:rFonts w:ascii="Times New Roman" w:hAnsi="Times New Roman" w:cs="Times New Roman"/>
+        </w:rPr>
+        <w:t>teams</w:t>
+      </w:r>
+      <w:proofErr w:type="gramEnd"/>
+      <w:r>
+        <w:rPr>
+          <w:rFonts w:ascii="Times New Roman" w:hAnsi="Times New Roman" w:cs="Times New Roman"/>
+        </w:rPr>
+        <w:t xml:space="preserve"> page development. We can now populate our tables with actual team </w:t>
+      </w:r>
+      <w:proofErr w:type="gramStart"/>
+      <w:r>
+        <w:rPr>
+          <w:rFonts w:ascii="Times New Roman" w:hAnsi="Times New Roman" w:cs="Times New Roman"/>
+        </w:rPr>
+        <w:t>data, and</w:t>
+      </w:r>
+      <w:proofErr w:type="gramEnd"/>
+      <w:r>
+        <w:rPr>
+          <w:rFonts w:ascii="Times New Roman" w:hAnsi="Times New Roman" w:cs="Times New Roman"/>
+        </w:rPr>
+        <w:t xml:space="preserve"> </w:t>
       </w:r>
       <w:r>
         <w:rPr>
@@ -2083,7 +2279,21 @@
         <w:rPr>
           <w:rFonts w:ascii="Times New Roman" w:hAnsi="Times New Roman" w:cs="Times New Roman"/>
         </w:rPr>
-        <w:t>enter the teams page unless they are a member or a coach of that team.</w:t>
+        <w:t xml:space="preserve">enter the </w:t>
+      </w:r>
+      <w:proofErr w:type="gramStart"/>
+      <w:r>
+        <w:rPr>
+          <w:rFonts w:ascii="Times New Roman" w:hAnsi="Times New Roman" w:cs="Times New Roman"/>
+        </w:rPr>
+        <w:t>teams</w:t>
+      </w:r>
+      <w:proofErr w:type="gramEnd"/>
+      <w:r>
+        <w:rPr>
+          <w:rFonts w:ascii="Times New Roman" w:hAnsi="Times New Roman" w:cs="Times New Roman"/>
+        </w:rPr>
+        <w:t xml:space="preserve"> page unless they are a member or a coach of that team.</w:t>
       </w:r>
     </w:p>
     <w:p>
@@ -2189,7 +2399,21 @@
         <w:rPr>
           <w:rFonts w:ascii="Times New Roman" w:hAnsi="Times New Roman" w:cs="Times New Roman"/>
         </w:rPr>
-        <w:t xml:space="preserve"> to the Vulcan Activity Tracker. </w:t>
+        <w:t xml:space="preserve"> </w:t>
+      </w:r>
+      <w:proofErr w:type="gramStart"/>
+      <w:r>
+        <w:rPr>
+          <w:rFonts w:ascii="Times New Roman" w:hAnsi="Times New Roman" w:cs="Times New Roman"/>
+        </w:rPr>
+        <w:t>to</w:t>
+      </w:r>
+      <w:proofErr w:type="gramEnd"/>
+      <w:r>
+        <w:rPr>
+          <w:rFonts w:ascii="Times New Roman" w:hAnsi="Times New Roman" w:cs="Times New Roman"/>
+        </w:rPr>
+        <w:t xml:space="preserve"> the Vulcan Activity Tracker. </w:t>
       </w:r>
       <w:r>
         <w:rPr>
@@ -2207,7 +2431,21 @@
         <w:rPr>
           <w:rFonts w:ascii="Times New Roman" w:hAnsi="Times New Roman" w:cs="Times New Roman"/>
         </w:rPr>
-        <w:t>keep working on the teams page</w:t>
+        <w:t xml:space="preserve">keep working on the </w:t>
+      </w:r>
+      <w:proofErr w:type="gramStart"/>
+      <w:r>
+        <w:rPr>
+          <w:rFonts w:ascii="Times New Roman" w:hAnsi="Times New Roman" w:cs="Times New Roman"/>
+        </w:rPr>
+        <w:t>teams</w:t>
+      </w:r>
+      <w:proofErr w:type="gramEnd"/>
+      <w:r>
+        <w:rPr>
+          <w:rFonts w:ascii="Times New Roman" w:hAnsi="Times New Roman" w:cs="Times New Roman"/>
+        </w:rPr>
+        <w:t xml:space="preserve"> page</w:t>
       </w:r>
       <w:r>
         <w:rPr>
@@ -2237,7 +2475,77 @@
         <w:rPr>
           <w:rFonts w:ascii="Times New Roman" w:hAnsi="Times New Roman" w:cs="Times New Roman"/>
         </w:rPr>
-        <w:t xml:space="preserve"> Along with the further development of the teams page, we also added to the frontend UI/UX of both the training and the leaderboard pages. Which move us much closer to the polished look of our tracker that we want. Another major step made this week to the tracker was the server arcitecture conversion from Flask to Gunicorn. Which gives a much more stable and efficient enviroment to develop our activity tracker in, and gets us more prepared to integrate with Azure Web Hosting for launch. </w:t>
+        <w:t xml:space="preserve"> Along with the further development of the </w:t>
+      </w:r>
+      <w:proofErr w:type="gramStart"/>
+      <w:r>
+        <w:rPr>
+          <w:rFonts w:ascii="Times New Roman" w:hAnsi="Times New Roman" w:cs="Times New Roman"/>
+        </w:rPr>
+        <w:t>teams</w:t>
+      </w:r>
+      <w:proofErr w:type="gramEnd"/>
+      <w:r>
+        <w:rPr>
+          <w:rFonts w:ascii="Times New Roman" w:hAnsi="Times New Roman" w:cs="Times New Roman"/>
+        </w:rPr>
+        <w:t xml:space="preserve"> page, we also added to the frontend UI/UX of both the training and the leaderboard pages. Which </w:t>
+      </w:r>
+      <w:proofErr w:type="gramStart"/>
+      <w:r>
+        <w:rPr>
+          <w:rFonts w:ascii="Times New Roman" w:hAnsi="Times New Roman" w:cs="Times New Roman"/>
+        </w:rPr>
+        <w:t>move</w:t>
+      </w:r>
+      <w:proofErr w:type="gramEnd"/>
+      <w:r>
+        <w:rPr>
+          <w:rFonts w:ascii="Times New Roman" w:hAnsi="Times New Roman" w:cs="Times New Roman"/>
+        </w:rPr>
+        <w:t xml:space="preserve"> us much closer to the polished look of our tracker that we want. Another major step made this week to the tracker was the server </w:t>
+      </w:r>
+      <w:proofErr w:type="spellStart"/>
+      <w:r>
+        <w:rPr>
+          <w:rFonts w:ascii="Times New Roman" w:hAnsi="Times New Roman" w:cs="Times New Roman"/>
+        </w:rPr>
+        <w:t>arcitecture</w:t>
+      </w:r>
+      <w:proofErr w:type="spellEnd"/>
+      <w:r>
+        <w:rPr>
+          <w:rFonts w:ascii="Times New Roman" w:hAnsi="Times New Roman" w:cs="Times New Roman"/>
+        </w:rPr>
+        <w:t xml:space="preserve"> conversion from Flask to Gunicorn. Which gives a much more stable and efficient </w:t>
+      </w:r>
+      <w:proofErr w:type="spellStart"/>
+      <w:r>
+        <w:rPr>
+          <w:rFonts w:ascii="Times New Roman" w:hAnsi="Times New Roman" w:cs="Times New Roman"/>
+        </w:rPr>
+        <w:t>enviroment</w:t>
+      </w:r>
+      <w:proofErr w:type="spellEnd"/>
+      <w:r>
+        <w:rPr>
+          <w:rFonts w:ascii="Times New Roman" w:hAnsi="Times New Roman" w:cs="Times New Roman"/>
+        </w:rPr>
+        <w:t xml:space="preserve"> to develop our activity tracker </w:t>
+      </w:r>
+      <w:proofErr w:type="gramStart"/>
+      <w:r>
+        <w:rPr>
+          <w:rFonts w:ascii="Times New Roman" w:hAnsi="Times New Roman" w:cs="Times New Roman"/>
+        </w:rPr>
+        <w:t>in, and</w:t>
+      </w:r>
+      <w:proofErr w:type="gramEnd"/>
+      <w:r>
+        <w:rPr>
+          <w:rFonts w:ascii="Times New Roman" w:hAnsi="Times New Roman" w:cs="Times New Roman"/>
+        </w:rPr>
+        <w:t xml:space="preserve"> gets us more prepared to integrate with Azure Web Hosting for launch. </w:t>
       </w:r>
       <w:r>
         <w:rPr>
@@ -2442,7 +2750,21 @@
         <w:rPr>
           <w:rFonts w:ascii="Times New Roman" w:hAnsi="Times New Roman" w:cs="Times New Roman"/>
         </w:rPr>
-        <w:t>further development of the teams page</w:t>
+        <w:t xml:space="preserve">further development of the </w:t>
+      </w:r>
+      <w:proofErr w:type="gramStart"/>
+      <w:r>
+        <w:rPr>
+          <w:rFonts w:ascii="Times New Roman" w:hAnsi="Times New Roman" w:cs="Times New Roman"/>
+        </w:rPr>
+        <w:t>teams</w:t>
+      </w:r>
+      <w:proofErr w:type="gramEnd"/>
+      <w:r>
+        <w:rPr>
+          <w:rFonts w:ascii="Times New Roman" w:hAnsi="Times New Roman" w:cs="Times New Roman"/>
+        </w:rPr>
+        <w:t xml:space="preserve"> page</w:t>
       </w:r>
       <w:r>
         <w:rPr>
@@ -2504,6 +2826,7 @@
         </w:rPr>
         <w:t xml:space="preserve">Continuous checks </w:t>
       </w:r>
+      <w:proofErr w:type="gramStart"/>
       <w:r>
         <w:rPr>
           <w:rFonts w:ascii="Times New Roman" w:hAnsi="Times New Roman" w:cs="Times New Roman"/>
@@ -2520,7 +2843,14 @@
         <w:rPr>
           <w:rFonts w:ascii="Times New Roman" w:hAnsi="Times New Roman" w:cs="Times New Roman"/>
         </w:rPr>
-        <w:t xml:space="preserve">will be performed to ensure that our project is properly </w:t>
+        <w:t>will</w:t>
+      </w:r>
+      <w:proofErr w:type="gramEnd"/>
+      <w:r>
+        <w:rPr>
+          <w:rFonts w:ascii="Times New Roman" w:hAnsi="Times New Roman" w:cs="Times New Roman"/>
+        </w:rPr>
+        <w:t xml:space="preserve"> be performed to ensure that our project is properly </w:t>
       </w:r>
       <w:r>
         <w:rPr>
